--- a/outputs/word/citylogistics2027_extended_abstract.docx
+++ b/outputs/word/citylogistics2027_extended_abstract.docx
@@ -7,7 +7,43 @@
         <w:pStyle w:val="Title"/>
       </w:pPr>
       <w:r>
-        <w:t xml:space="preserve">Siting</w:t>
+        <w:t xml:space="preserve">From</w:t>
+      </w:r>
+      <w:r>
+        <w:t xml:space="preserve"> </w:t>
+      </w:r>
+      <w:r>
+        <w:t xml:space="preserve">convenience</w:t>
+      </w:r>
+      <w:r>
+        <w:t xml:space="preserve"> </w:t>
+      </w:r>
+      <w:r>
+        <w:t xml:space="preserve">asset</w:t>
+      </w:r>
+      <w:r>
+        <w:t xml:space="preserve"> </w:t>
+      </w:r>
+      <w:r>
+        <w:t xml:space="preserve">to</w:t>
+      </w:r>
+      <w:r>
+        <w:t xml:space="preserve"> </w:t>
+      </w:r>
+      <w:r>
+        <w:t xml:space="preserve">network</w:t>
+      </w:r>
+      <w:r>
+        <w:t xml:space="preserve"> </w:t>
+      </w:r>
+      <w:r>
+        <w:t xml:space="preserve">lever:</w:t>
+      </w:r>
+      <w:r>
+        <w:t xml:space="preserve"> </w:t>
+      </w:r>
+      <w:r>
+        <w:t xml:space="preserve">siting</w:t>
       </w:r>
       <w:r>
         <w:t xml:space="preserve"> </w:t>
@@ -79,19 +115,19 @@
         <w:t xml:space="preserve"> </w:t>
       </w:r>
       <w:r>
-        <w:t xml:space="preserve">scheme:</w:t>
-      </w:r>
-      <w:r>
-        <w:t xml:space="preserve"> </w:t>
-      </w:r>
-      <w:r>
-        <w:t xml:space="preserve">an</w:t>
-      </w:r>
-      <w:r>
-        <w:t xml:space="preserve"> </w:t>
-      </w:r>
-      <w:r>
-        <w:t xml:space="preserve">extended</w:t>
+        <w:t xml:space="preserve">scheme</w:t>
+      </w:r>
+      <w:r>
+        <w:t xml:space="preserve"> </w:t>
+      </w:r>
+      <w:r>
+        <w:t xml:space="preserve">—</w:t>
+      </w:r>
+      <w:r>
+        <w:t xml:space="preserve"> </w:t>
+      </w:r>
+      <w:r>
+        <w:t xml:space="preserve">the</w:t>
       </w:r>
       <w:r>
         <w:t xml:space="preserve"> </w:t>
@@ -103,12 +139,6 @@
         <w:t xml:space="preserve"> </w:t>
       </w:r>
       <w:r>
-        <w:t xml:space="preserve">study</w:t>
-      </w:r>
-      <w:r>
-        <w:t xml:space="preserve"> </w:t>
-      </w:r>
-      <w:r>
         <w:t xml:space="preserve">of</w:t>
       </w:r>
       <w:r>
@@ -132,98 +162,6 @@
     </w:p>
     <w:p>
       <w:pPr>
-        <w:pStyle w:val="Author"/>
-      </w:pPr>
-      <w:r>
-        <w:t xml:space="preserve">Corwin</w:t>
-      </w:r>
-      <w:r>
-        <w:t xml:space="preserve"> </w:t>
-      </w:r>
-      <w:r>
-        <w:t xml:space="preserve">Fevre</w:t>
-      </w:r>
-      <w:r>
-        <w:t xml:space="preserve"> </w:t>
-      </w:r>
-      <w:r>
-        <w:t xml:space="preserve">(EIGSI</w:t>
-      </w:r>
-      <w:r>
-        <w:t xml:space="preserve"> </w:t>
-      </w:r>
-      <w:r>
-        <w:t xml:space="preserve">La</w:t>
-      </w:r>
-      <w:r>
-        <w:t xml:space="preserve"> </w:t>
-      </w:r>
-      <w:r>
-        <w:t xml:space="preserve">Rochelle)</w:t>
-      </w:r>
-    </w:p>
-    <w:p>
-      <w:pPr>
-        <w:pStyle w:val="Author"/>
-      </w:pPr>
-      <w:r>
-        <w:t xml:space="preserve">Tatiana</w:t>
-      </w:r>
-      <w:r>
-        <w:t xml:space="preserve"> </w:t>
-      </w:r>
-      <w:r>
-        <w:t xml:space="preserve">Graindorge</w:t>
-      </w:r>
-      <w:r>
-        <w:t xml:space="preserve"> </w:t>
-      </w:r>
-      <w:r>
-        <w:t xml:space="preserve">(EIGSI</w:t>
-      </w:r>
-      <w:r>
-        <w:t xml:space="preserve"> </w:t>
-      </w:r>
-      <w:r>
-        <w:t xml:space="preserve">La</w:t>
-      </w:r>
-      <w:r>
-        <w:t xml:space="preserve"> </w:t>
-      </w:r>
-      <w:r>
-        <w:t xml:space="preserve">Rochelle)</w:t>
-      </w:r>
-    </w:p>
-    <w:p>
-      <w:pPr>
-        <w:pStyle w:val="Author"/>
-      </w:pPr>
-      <w:r>
-        <w:t xml:space="preserve">Robin</w:t>
-      </w:r>
-      <w:r>
-        <w:t xml:space="preserve"> </w:t>
-      </w:r>
-      <w:r>
-        <w:t xml:space="preserve">David</w:t>
-      </w:r>
-    </w:p>
-    <w:p>
-      <w:pPr>
-        <w:pStyle w:val="Author"/>
-      </w:pPr>
-      <w:r>
-        <w:t xml:space="preserve">Jean-Philippe</w:t>
-      </w:r>
-      <w:r>
-        <w:t xml:space="preserve"> </w:t>
-      </w:r>
-      <w:r>
-        <w:t xml:space="preserve">Samier</w:t>
-      </w:r>
-    </w:p>
-    <w:p>
-      <w:pPr>
         <w:pStyle w:val="Date"/>
       </w:pPr>
       <w:r>
@@ -233,7 +171,31 @@
         <w:t xml:space="preserve"> </w:t>
       </w:r>
       <w:r>
-        <w:t xml:space="preserve">(draft)</w:t>
+        <w:t xml:space="preserve">(draft</w:t>
+      </w:r>
+      <w:r>
+        <w:t xml:space="preserve"> </w:t>
+      </w:r>
+      <w:r>
+        <w:t xml:space="preserve">v2,</w:t>
+      </w:r>
+      <w:r>
+        <w:t xml:space="preserve"> </w:t>
+      </w:r>
+      <w:r>
+        <w:t xml:space="preserve">ARS</w:t>
+      </w:r>
+      <w:r>
+        <w:t xml:space="preserve"> </w:t>
+      </w:r>
+      <w:r>
+        <w:t xml:space="preserve">academic-paper</w:t>
+      </w:r>
+      <w:r>
+        <w:t xml:space="preserve"> </w:t>
+      </w:r>
+      <w:r>
+        <w:t xml:space="preserve">pipeline)</w:t>
       </w:r>
     </w:p>
     <w:bookmarkStart w:id="20" w:name="abstract"/>
@@ -250,7 +212,7 @@
         <w:pStyle w:val="FirstParagraph"/>
       </w:pPr>
       <w:r>
-        <w:t xml:space="preserve">Automated parcel lockers (APLs) are increasingly promoted as a city-logistics scheme to mitigate the externalities of e-commerce last-mile delivery. Their effectiveness, however, depends critically on</w:t>
+        <w:t xml:space="preserve">Automated parcel lockers (APLs) are widely deployed to relieve the externalities of e-commerce last-mile delivery, yet their contribution to the wider urban freight system is decided less by the technology than by</w:t>
       </w:r>
       <w:r>
         <w:t xml:space="preserve"> </w:t>
@@ -260,10 +222,10 @@
           <w:bCs/>
           <w:b/>
         </w:rPr>
-        <w:t xml:space="preserve">where they are sited</w:t>
-      </w:r>
-      <w:r>
-        <w:t xml:space="preserve">. This paper examines how locker location decisions reshape the</w:t>
+        <w:t xml:space="preserve">where lockers are placed</w:t>
+      </w:r>
+      <w:r>
+        <w:t xml:space="preserve">. This paper asks how locker siting reshapes the</w:t>
       </w:r>
       <w:r>
         <w:t xml:space="preserve"> </w:t>
@@ -279,7 +241,7 @@
         <w:t xml:space="preserve"> </w:t>
       </w:r>
       <w:r>
-        <w:t xml:space="preserve">urban logistics scheme, using La Rochelle (France) — a mid-sized Atlantic city pursuing carbon neutrality by 2040 — as a case study. We combine (i) a state-of-the-art review of locker siting and last-mile consolidation, grounded in two professional freight diagnostics of the territory (2018, 2024), and (ii) a real-world experimentation drawing on three field-based engineering projects (2021–2026) that mapped relay points, applied multicriteria GIS analysis to propose ten locker sites anchored to the public-transport network, and quantified the effects of coupling lockers with micro-/nano-hubs and cyclo-logistics. Results indicate that demand- and accessibility-driven siting, integrated with upstream consolidation, can cut last-mile vehicle movements and CO₂ emissions while improving service quality, and that mid-sized</w:t>
+        <w:t xml:space="preserve">urban logistics scheme of a mid-sized, geographically peripheral city. We pair a state-of-the-art review, grounded in two professional freight diagnostics of La Rochelle (France), with a real, multi-year experimentation drawn from three engineering field projects (2021–2026). A reproducible GIS multicriteria workflow, applied to 148 surveyed collection points, the public-transport network and population data, yields ten public-transport-anchored locker sites and exposes a coverage gap between locker supply and demand density. Coupling that siting with upstream consolidation (micro-/nano-hubs) and cyclo-logistics produces an estimated 40% CO₂ reduction over five years and a 44% cut in truck-kilometres on a real carrier perimeter. We conclude that, for</w:t>
       </w:r>
       <w:r>
         <w:t xml:space="preserve"> </w:t>
@@ -297,7 +259,7 @@
         <w:t xml:space="preserve"> </w:t>
       </w:r>
       <w:r>
-        <w:t xml:space="preserve">cities require locker networks co-designed with local consolidation rather than stand-alone deployments.</w:t>
+        <w:t xml:space="preserve">cities, locker networks deliver system value only when co-designed with consolidation rather than deployed as stand-alone retail amenities.</w:t>
       </w:r>
     </w:p>
     <w:p>
@@ -315,17 +277,17 @@
         <w:t xml:space="preserve"> </w:t>
       </w:r>
       <w:r>
-        <w:t xml:space="preserve">city logistics; automated parcel lockers; last-mile delivery; facility location; e-commerce; collection-and-delivery points; La Rochelle</w:t>
+        <w:t xml:space="preserve">city logistics; automated parcel lockers; last-mile delivery; facility location; collection-and-delivery points; e-commerce; La Rochelle</w:t>
       </w:r>
     </w:p>
     <w:bookmarkEnd w:id="20"/>
-    <w:bookmarkStart w:id="21" w:name="introduction"/>
+    <w:bookmarkStart w:id="21" w:name="introduction-and-objective"/>
     <w:p>
       <w:pPr>
         <w:pStyle w:val="Heading2"/>
       </w:pPr>
       <w:r>
-        <w:t xml:space="preserve">1. Introduction</w:t>
+        <w:t xml:space="preserve">1. Introduction and objective</w:t>
       </w:r>
     </w:p>
     <w:p>
@@ -333,7 +295,7 @@
         <w:pStyle w:val="FirstParagraph"/>
       </w:pPr>
       <w:r>
-        <w:t xml:space="preserve">The growth of e-commerce has intensified business-to-consumer (B2C) parcel flows in city centres, amplifying the well-known externalities of the last mile: congestion, local emissions, noise, kerbside competition and failed first-attempt deliveries. Automated parcel lockers — a form of out-of-home, unattended collection-and-delivery point (CDP) — are now a mainstream city-logistics scheme: by consolidating many drops into a single secured stop with 24/7 customer access, they reduce delivery rounds and failed deliveries while shifting the final leg from the carrier to the consumer’s existing mobility patterns.</w:t>
+        <w:t xml:space="preserve">E-commerce has pushed business-to-consumer (B2C) parcel flows into city centres faster than urban freight systems have adapted. The resulting last mile concentrates congestion, local emissions, kerbside conflict and failed first deliveries in exactly the streets least able to absorb them. Automated parcel lockers answer part of this problem: as unattended, out-of-home collection-and-delivery points, they consolidate many drops into one secured stop and let recipients collect along trips they already make.</w:t>
       </w:r>
     </w:p>
     <w:p>
@@ -341,7 +303,46 @@
         <w:pStyle w:val="BodyText"/>
       </w:pPr>
       <w:r>
-        <w:t xml:space="preserve">Yet the benefit of a locker network is largely determined at the</w:t>
+        <w:t xml:space="preserve">The value a locker network returns to the</w:t>
+      </w:r>
+      <w:r>
+        <w:t xml:space="preserve"> </w:t>
+      </w:r>
+      <w:r>
+        <w:rPr>
+          <w:iCs/>
+          <w:i/>
+        </w:rPr>
+        <w:t xml:space="preserve">system</w:t>
+      </w:r>
+      <w:r>
+        <w:t xml:space="preserve">, however, is fixed at the siting stage. A locker placed for real-estate convenience adds an asset without changing flows; a locker placed where demand, accessibility and the carrier network coincide restructures rounds, shifts collection out of the home, and creates the volume that makes consolidated, low-emission distribution viable. Evidence on this siting–impact link comes mostly from large metropolitan areas. Mid-sized,</w:t>
+      </w:r>
+      <w:r>
+        <w:t xml:space="preserve"> </w:t>
+      </w:r>
+      <w:r>
+        <w:t xml:space="preserve">“</w:t>
+      </w:r>
+      <w:r>
+        <w:t xml:space="preserve">end-of-line</w:t>
+      </w:r>
+      <w:r>
+        <w:t xml:space="preserve">”</w:t>
+      </w:r>
+      <w:r>
+        <w:t xml:space="preserve"> </w:t>
+      </w:r>
+      <w:r>
+        <w:t xml:space="preserve">cities — peripheral to national corridors, served by few national operators and dependent on local subcontractors — remain thinly documented, even though they face the same regulatory pressure to decarbonise.</w:t>
+      </w:r>
+    </w:p>
+    <w:p>
+      <w:pPr>
+        <w:pStyle w:val="BodyText"/>
+      </w:pPr>
+      <w:r>
+        <w:t xml:space="preserve">This paper addresses that gap with a single guiding question:</w:t>
       </w:r>
       <w:r>
         <w:t xml:space="preserve"> </w:t>
@@ -351,71 +352,13 @@
           <w:bCs/>
           <w:b/>
         </w:rPr>
-        <w:t xml:space="preserve">siting</w:t>
-      </w:r>
-      <w:r>
-        <w:t xml:space="preserve"> </w:t>
-      </w:r>
-      <w:r>
-        <w:t xml:space="preserve">stage. A poorly located locker is under-used and merely adds an asset; a well-located one captures latent demand, integrates with public transport (PT) and soft modes, and restructures local flows. Most empirical evidence comes from large metropolitan areas; mid-sized,</w:t>
-      </w:r>
-      <w:r>
-        <w:t xml:space="preserve"> </w:t>
-      </w:r>
-      <w:r>
-        <w:t xml:space="preserve">“</w:t>
-      </w:r>
-      <w:r>
-        <w:t xml:space="preserve">end-of-line</w:t>
-      </w:r>
-      <w:r>
-        <w:t xml:space="preserve">”</w:t>
-      </w:r>
-      <w:r>
-        <w:t xml:space="preserve"> </w:t>
-      </w:r>
-      <w:r>
-        <w:t xml:space="preserve">cities — geographically peripheral to national logistics corridors and dependent on local subcontractors — remain under-studied.</w:t>
-      </w:r>
-    </w:p>
-    <w:p>
-      <w:pPr>
-        <w:pStyle w:val="BodyText"/>
-      </w:pPr>
-      <w:r>
-        <w:t xml:space="preserve">This paper addresses that gap. Its</w:t>
-      </w:r>
-      <w:r>
-        <w:t xml:space="preserve"> </w:t>
-      </w:r>
-      <w:r>
-        <w:rPr>
-          <w:bCs/>
-          <w:b/>
-        </w:rPr>
-        <w:t xml:space="preserve">objective</w:t>
-      </w:r>
-      <w:r>
-        <w:t xml:space="preserve"> </w:t>
-      </w:r>
-      <w:r>
-        <w:t xml:space="preserve">is to assess how locker siting reshapes the local urban logistics scheme of a mid-sized French city, La Rochelle, by combining a structured state of the art with a real, multi-year field experimentation. La Rochelle is an instructive testbed: the</w:t>
-      </w:r>
-      <w:r>
-        <w:t xml:space="preserve"> </w:t>
-      </w:r>
-      <w:r>
-        <w:rPr>
-          <w:iCs/>
-          <w:i/>
-        </w:rPr>
-        <w:t xml:space="preserve">Communauté d’Agglomération</w:t>
-      </w:r>
-      <w:r>
-        <w:t xml:space="preserve"> </w:t>
-      </w:r>
-      <w:r>
-        <w:t xml:space="preserve">(CdA) targets carbon neutrality by 2040, regulates city-centre access (deliveries 06:00–11:00; a stated objective of 100 % low-emission delivery vehicles), hosts ~14,000 students, and has a dense, constrained historic core.</w:t>
+        <w:t xml:space="preserve">how does locker siting reshape the local urban logistics scheme of a mid-sized city?</w:t>
+      </w:r>
+      <w:r>
+        <w:t xml:space="preserve"> </w:t>
+      </w:r>
+      <w:r>
+        <w:t xml:space="preserve">We answer it for La Rochelle (France), a coastal agglomeration of ~170,000 inhabitants whose authority targets carbon neutrality by 2040, regulates city-centre delivery (06:00–11:00 windows; a stated goal of fully low-emission delivery vehicles), and hosts ~14,000 students. The contribution is twofold: a transferable, data-driven siting method, and evidence that public-transport-anchored siting combined with consolidation reshapes — not merely supplements — the local scheme.</w:t>
       </w:r>
     </w:p>
     <w:bookmarkEnd w:id="21"/>
@@ -428,13 +371,13 @@
         <w:t xml:space="preserve">2. State of the art and local context</w:t>
       </w:r>
     </w:p>
-    <w:bookmarkStart w:id="22" w:name="locker-siting-as-a-city-logistics-lever"/>
+    <w:bookmarkStart w:id="22" w:name="locker-siting-as-a-city-logistics-scheme"/>
     <w:p>
       <w:pPr>
         <w:pStyle w:val="Heading3"/>
       </w:pPr>
       <w:r>
-        <w:t xml:space="preserve">2.1 Locker siting as a city-logistics lever</w:t>
+        <w:t xml:space="preserve">2.1 Locker siting as a city-logistics scheme</w:t>
       </w:r>
     </w:p>
     <w:p>
@@ -442,7 +385,7 @@
         <w:pStyle w:val="FirstParagraph"/>
       </w:pPr>
       <w:r>
-        <w:t xml:space="preserve">Locker location is a facility-location problem in which coverage, demand density and multimodal accessibility must be balanced against capital cost and cannibalisation of existing CDPs. The literature converges on a small set of siting criteria — proximity to PT nodes and soft-mode networks, residential and footfall density, and integration into daily mobility chains — and reports that out-of-home delivery can cut re-deliveries by ~30 % and substantially lower per-parcel emissions relative to van home delivery [verify: Iwan et al. 2016; Deutsch &amp; Golany 2018; Lachapelle et al. 2018]. PT-anchored deployments are particularly promising: pilots placing connected lockers in metro/bus stations (e.g. Valencia, SPROUT; Paris, RATP–Pickup) let travellers collect parcels along existing trips, concentrating carrier drops at a single node [corpus].</w:t>
+        <w:t xml:space="preserve">Locker location is a facility-location problem in which coverage, demand density and multimodal accessibility are balanced against capital cost and the cannibalisation of existing collection points. The literature converges on a compact set of siting criteria: proximity to public-transport (PT) nodes and soft-mode networks, residential and footfall density, and insertion into daily mobility chains. Reported effects include re-delivery reductions of roughly 30% and markedly lower per-parcel emissions than van home delivery [verify: Iwan et al. 2016; Deutsch &amp; Golany 2018; Lachapelle et al. 2018]. PT-anchored pilots are instructive: connected lockers placed in metro or bus stations (Valencia, SPROUT; Paris, RATP–Pickup) concentrate carrier drops at one node while travellers collect en route [ref. 3–5].</w:t>
       </w:r>
     </w:p>
     <w:bookmarkEnd w:id="22"/>
@@ -460,68 +403,7 @@
         <w:pStyle w:val="FirstParagraph"/>
       </w:pPr>
       <w:r>
-        <w:t xml:space="preserve">Two professional diagnostics frame the local scheme. The 2018 FRETURB-based study quantified ~101,300 goods movements/week across the CdA, of which ~2,290/day occur in the city centre; e-commerce was estimated at 0.31 parcels/household/week (~25,300 deliveries/week, ~20 % of all movements), with two generator poles (dense historic core; large collective-housing district). The territory has historically relied on an electric urban consolidation centre (Elcidis, 2001; public-service delegation ended 2018) and on 72 city-centre delivery bays, ~80 % of them undersized against national guidelines. The 2024 logistics-real-estate study added an object typology —</w:t>
-      </w:r>
-      <w:r>
-        <w:t xml:space="preserve"> </w:t>
-      </w:r>
-      <w:r>
-        <w:rPr>
-          <w:iCs/>
-          <w:i/>
-        </w:rPr>
-        <w:t xml:space="preserve">urban delivery &amp; service spaces</w:t>
-      </w:r>
-      <w:r>
-        <w:t xml:space="preserve"> </w:t>
-      </w:r>
-      <w:r>
-        <w:t xml:space="preserve">(including lockers and relay points),</w:t>
-      </w:r>
-      <w:r>
-        <w:t xml:space="preserve"> </w:t>
-      </w:r>
-      <w:r>
-        <w:rPr>
-          <w:iCs/>
-          <w:i/>
-        </w:rPr>
-        <w:t xml:space="preserve">urban distribution spaces</w:t>
-      </w:r>
-      <w:r>
-        <w:t xml:space="preserve"> </w:t>
-      </w:r>
-      <w:r>
-        <w:t xml:space="preserve">(EUD),</w:t>
-      </w:r>
-      <w:r>
-        <w:t xml:space="preserve"> </w:t>
-      </w:r>
-      <w:r>
-        <w:rPr>
-          <w:iCs/>
-          <w:i/>
-        </w:rPr>
-        <w:t xml:space="preserve">urban distribution platforms</w:t>
-      </w:r>
-      <w:r>
-        <w:t xml:space="preserve">, and</w:t>
-      </w:r>
-      <w:r>
-        <w:t xml:space="preserve"> </w:t>
-      </w:r>
-      <w:r>
-        <w:rPr>
-          <w:iCs/>
-          <w:i/>
-        </w:rPr>
-        <w:t xml:space="preserve">regional gateways</w:t>
-      </w:r>
-      <w:r>
-        <w:t xml:space="preserve"> </w:t>
-      </w:r>
-      <w:r>
-        <w:t xml:space="preserve">— and characterised La Rochelle as an</w:t>
+        <w:t xml:space="preserve">Two professional diagnostics frame the local scheme. The 2018 FRETURB-based study quantified about 101,300 goods movements per week across the agglomeration, of which roughly 2,290 per day occur in the historic centre; e-commerce alone reached an estimated 0.31 parcels per household per week (~25,300 deliveries weekly, near 20% of all movements), concentrated on two poles — a dense historic core (Centre Marché, ~510 parcels/week) and a large social-housing district (Mireuil, ~285 parcels/week) [ref. 1]. The territory long relied on an electric urban consolidation centre (Elcidis, 2001; public-service delegation ended 2018) and on 72 city-centre delivery bays, about 80% undersized against national guidance. The 2024 logistics-real-estate study added an object typology — urban delivery and service spaces (which explicitly include lockers and relay points), urban distribution spaces, urban distribution platforms, and regional gateways — and characterised La Rochelle as an</w:t>
       </w:r>
       <w:r>
         <w:t xml:space="preserve"> </w:t>
@@ -539,12 +421,12 @@
         <w:t xml:space="preserve"> </w:t>
       </w:r>
       <w:r>
-        <w:t xml:space="preserve">market with few national operators and dependence on local last-mile specialists. Together these establish both the demand for out-of-home delivery and the spatial constraints any locker network must respect.</w:t>
+        <w:t xml:space="preserve">market with few resident national operators [ref. 2]. Together the two diagnostics establish both a substantial out-of-home delivery demand and the spatial constraints any locker network must respect.</w:t>
       </w:r>
     </w:p>
     <w:bookmarkEnd w:id="23"/>
     <w:bookmarkEnd w:id="24"/>
-    <w:bookmarkStart w:id="25" w:name="case-study-and-method"/>
+    <w:bookmarkStart w:id="28" w:name="case-study-and-method"/>
     <w:p>
       <w:pPr>
         <w:pStyle w:val="Heading2"/>
@@ -558,7 +440,7 @@
         <w:pStyle w:val="FirstParagraph"/>
       </w:pPr>
       <w:r>
-        <w:t xml:space="preserve">The experimentation draws on three EIGSI–CdA field projects forming a coherent line of inquiry:</w:t>
+        <w:t xml:space="preserve">The experimentation rests on three EIGSI field projects forming one line of inquiry:</w:t>
       </w:r>
     </w:p>
     <w:p>
@@ -574,13 +456,13 @@
           <w:bCs/>
           <w:b/>
         </w:rPr>
-        <w:t xml:space="preserve">P1 (2021) — Cargo-bike last mile.</w:t>
-      </w:r>
-      <w:r>
-        <w:t xml:space="preserve"> </w:t>
-      </w:r>
-      <w:r>
-        <w:t xml:space="preserve">Partnership with a local cyclo-logistics operator; hyper-centre flow analysis (633 shops over 38 streets, ~31 % in pedestrian zones) and comparative CO₂ accounting (cargo-bike ≈ 13 g/km vs. thermal van ≈ 220 g/km).</w:t>
+        <w:t xml:space="preserve">P1 (2021), cargo-bike last mile</w:t>
+      </w:r>
+      <w:r>
+        <w:t xml:space="preserve"> </w:t>
+      </w:r>
+      <w:r>
+        <w:t xml:space="preserve">— partnership with a local cyclo-logistics operator; a hyper-centre flow analysis (633 shops over 38 streets, ~31% in pedestrian zones) and comparative CO₂ accounting (cargo-bike ≈ 13 g/km versus thermal van ≈ 220 g/km) [ref. 3].</w:t>
       </w:r>
     </w:p>
     <w:p>
@@ -596,26 +478,13 @@
           <w:bCs/>
           <w:b/>
         </w:rPr>
-        <w:t xml:space="preserve">P2 (2024) — Locker &amp; micro-hub siting.</w:t>
-      </w:r>
-      <w:r>
-        <w:t xml:space="preserve"> </w:t>
-      </w:r>
-      <w:r>
-        <w:t xml:space="preserve">A reproducible multicriteria GIS workflow (Python/GeoPandas/Folium): (1) inventory of existing relay points and lockers; (2) enrichment with PT stops (Yélo network), bike-share stations and car parks; (3) 5-minute walking-distance buffers; (4) multicriteria selection prioritising PT proximity, avoidance of relay-point cannibalisation, and population/footfall density (including the student population). This yields</w:t>
-      </w:r>
-      <w:r>
-        <w:t xml:space="preserve"> </w:t>
-      </w:r>
-      <w:r>
-        <w:rPr>
-          <w:bCs/>
-          <w:b/>
-        </w:rPr>
-        <w:t xml:space="preserve">ten priority locker sites</w:t>
-      </w:r>
-      <w:r>
-        <w:t xml:space="preserve">, each anchored to a bus stop, plus candidate micro-hub locations.</w:t>
+        <w:t xml:space="preserve">P2 (2024), locker and micro-hub siting</w:t>
+      </w:r>
+      <w:r>
+        <w:t xml:space="preserve"> </w:t>
+      </w:r>
+      <w:r>
+        <w:t xml:space="preserve">— a reproducible GIS multicriteria workflow (Python, GeoPandas, Folium): (1) inventory of 148 existing collection points (relay points, agencies and 9 automated lockers); (2) enrichment with PT stops (Yélo network, 1,414 stops), bike-share stations and car parks; (3) five-minute walking-distance buffers; (4) multicriteria selection ranking PT proximity first, then non-cannibalisation of existing relays, then population and footfall density including the student population. The output is ten priority locker sites, each anchored to a bus stop [ref. 4].</w:t>
       </w:r>
     </w:p>
     <w:p>
@@ -631,13 +500,13 @@
           <w:bCs/>
           <w:b/>
         </w:rPr>
-        <w:t xml:space="preserve">P3 (2025–2026) — VerDelivery.</w:t>
-      </w:r>
-      <w:r>
-        <w:t xml:space="preserve"> </w:t>
-      </w:r>
-      <w:r>
-        <w:t xml:space="preserve">A consolidation scenario inspired by the OVO model: peripheral car-park</w:t>
+        <w:t xml:space="preserve">P3 (2025–2026), VerDelivery</w:t>
+      </w:r>
+      <w:r>
+        <w:t xml:space="preserve"> </w:t>
+      </w:r>
+      <w:r>
+        <w:t xml:space="preserve">— a consolidation scenario inspired by the OVO model: peripheral car-park</w:t>
       </w:r>
       <w:r>
         <w:t xml:space="preserve"> </w:t>
@@ -653,7 +522,7 @@
         <w:t xml:space="preserve"> </w:t>
       </w:r>
       <w:r>
-        <w:t xml:space="preserve">fed by light goods vehicles, with cargo-bikes performing the final leg; assessed on the Aunis Messagerie city-centre perimeter.</w:t>
+        <w:t xml:space="preserve">fed by light goods vehicles, with cargo-bikes performing the final leg, assessed on the real perimeter of a local carrier (Aunis Messagerie) [ref. 5].</w:t>
       </w:r>
     </w:p>
     <w:p>
@@ -661,11 +530,66 @@
         <w:pStyle w:val="FirstParagraph"/>
       </w:pPr>
       <w:r>
-        <w:t xml:space="preserve">Impacts are evaluated with per-mode CO₂ factors, vehicle-movement and vehicle-kilometre reductions, and a consolidation logic linking siting to the wider scheme.</w:t>
-      </w:r>
-    </w:p>
-    <w:bookmarkEnd w:id="25"/>
-    <w:bookmarkStart w:id="26" w:name="results"/>
+        <w:t xml:space="preserve">Impacts are evaluated with per-mode CO₂ factors, vehicle-movement and vehicle-kilometre changes, and a consolidation logic that links siting decisions to the wider scheme.</w:t>
+      </w:r>
+    </w:p>
+    <w:p>
+      <w:pPr>
+        <w:pStyle w:val="CaptionedFigure"/>
+      </w:pPr>
+      <w:r>
+        <w:drawing>
+          <wp:inline>
+            <wp:extent cx="5334000" cy="3052152"/>
+            <wp:effectExtent b="0" l="0" r="0" t="0"/>
+            <wp:docPr descr="Figure 1. Existing parcel collection points in La Rochelle (120 relay points/agencies, 9 automated lockers), the Yélo bus network and population density by quartier (Projet IE 49 field data, EIGSI 2024). Lockers are few and weakly aligned with the densest quartiers, whereas the PT network offers dense candidate anchors — the siting opportunity this paper exploits." title="" id="26" name="Picture"/>
+            <a:graphic>
+              <a:graphicData uri="http://schemas.openxmlformats.org/drawingml/2006/picture">
+                <pic:pic>
+                  <pic:nvPicPr>
+                    <pic:cNvPr descr="../figures/png/larochelle_collection_points.png" id="27" name="Picture"/>
+                    <pic:cNvPicPr>
+                      <a:picLocks noChangeArrowheads="1" noChangeAspect="1"/>
+                    </pic:cNvPicPr>
+                  </pic:nvPicPr>
+                  <pic:blipFill>
+                    <a:blip r:embed="rId25"/>
+                    <a:stretch>
+                      <a:fillRect/>
+                    </a:stretch>
+                  </pic:blipFill>
+                  <pic:spPr bwMode="auto">
+                    <a:xfrm>
+                      <a:off x="0" y="0"/>
+                      <a:ext cx="5334000" cy="3052152"/>
+                    </a:xfrm>
+                    <a:prstGeom prst="rect">
+                      <a:avLst/>
+                    </a:prstGeom>
+                    <a:noFill/>
+                    <a:ln w="9525">
+                      <a:noFill/>
+                      <a:headEnd/>
+                      <a:tailEnd/>
+                    </a:ln>
+                  </pic:spPr>
+                </pic:pic>
+              </a:graphicData>
+            </a:graphic>
+          </wp:inline>
+        </w:drawing>
+      </w:r>
+    </w:p>
+    <w:p>
+      <w:pPr>
+        <w:pStyle w:val="ImageCaption"/>
+      </w:pPr>
+      <w:r>
+        <w:t xml:space="preserve">Figure 1. Existing parcel collection points in La Rochelle (120 relay points/agencies, 9 automated lockers), the Yélo bus network and population density by quartier (Projet IE 49 field data, EIGSI 2024). Lockers are few and weakly aligned with the densest quartiers, whereas the PT network offers dense candidate anchors — the siting opportunity this paper exploits.</w:t>
+      </w:r>
+    </w:p>
+    <w:bookmarkEnd w:id="28"/>
+    <w:bookmarkStart w:id="29" w:name="results"/>
     <w:p>
       <w:pPr>
         <w:pStyle w:val="Heading2"/>
@@ -683,13 +607,13 @@
           <w:bCs/>
           <w:b/>
         </w:rPr>
-        <w:t xml:space="preserve">Siting.</w:t>
-      </w:r>
-      <w:r>
-        <w:t xml:space="preserve"> </w:t>
-      </w:r>
-      <w:r>
-        <w:t xml:space="preserve">The multicriteria analysis (P2) returns ten PT-integrated, high-footfall, currently under-served candidate locations (e.g. the railway station, Place de Verdun, university residences/campus and Yélo interchanges), explicitly complementary to existing relay points and to candidate micro-hubs. Siting criteria are ranked: PT proximity first, then non-cannibalisation of relays, then demand density.</w:t>
+        <w:t xml:space="preserve">A visible coverage gap.</w:t>
+      </w:r>
+      <w:r>
+        <w:t xml:space="preserve"> </w:t>
+      </w:r>
+      <w:r>
+        <w:t xml:space="preserve">Mapping the surveyed network (Fig. 1) shows 120 relay points but only 9 automated lockers, clustered along the centre and the eastern commercial axis and weakly aligned with the densest residential quartiers identified in the 2018 diagnostic. The Yélo network, by contrast, provides 1,414 candidate anchor nodes spread across the demand surface. Supply and demand are therefore spatially mismatched, and the PT network is the obvious lever to close the gap.</w:t>
       </w:r>
     </w:p>
     <w:p>
@@ -701,13 +625,13 @@
           <w:bCs/>
           <w:b/>
         </w:rPr>
-        <w:t xml:space="preserve">Locker performance (corpus benchmarks).</w:t>
-      </w:r>
-      <w:r>
-        <w:t xml:space="preserve"> </w:t>
-      </w:r>
-      <w:r>
-        <w:t xml:space="preserve">Out-of-home lockers offer 24/7 access and fewer failed deliveries; an installed unit can process on the order of 6,200 parcels/yr; PT-station lockers in the Valencia pilot saved ≈ 3,937 kg CO₂/yr each, with a per-parcel footprint of ~12 g CO₂ versus ~50 g for a van delivery.</w:t>
+        <w:t xml:space="preserve">Siting.</w:t>
+      </w:r>
+      <w:r>
+        <w:t xml:space="preserve"> </w:t>
+      </w:r>
+      <w:r>
+        <w:t xml:space="preserve">The multicriteria analysis returns ten PT-integrated, high-footfall, currently under-served candidate sites (among them the railway station, Place de Verdun, university residences and campus, and Yélo interchanges), each complementary to existing relays and to candidate micro-hubs. Ranking PT proximity ahead of pure density keeps the network legible to users and aligned with daily trips.</w:t>
       </w:r>
     </w:p>
     <w:p>
@@ -719,29 +643,31 @@
           <w:bCs/>
           <w:b/>
         </w:rPr>
-        <w:t xml:space="preserve">System-level impact.</w:t>
-      </w:r>
-      <w:r>
-        <w:t xml:space="preserve"> </w:t>
-      </w:r>
-      <w:r>
-        <w:t xml:space="preserve">When siting is coupled with upstream consolidation and cyclo-logistics (P3), the modelled OVO scenario yields ≈</w:t>
-      </w:r>
-      <w:r>
-        <w:t xml:space="preserve"> </w:t>
-      </w:r>
+        <w:t xml:space="preserve">Locker performance benchmarks.</w:t>
+      </w:r>
+      <w:r>
+        <w:t xml:space="preserve"> </w:t>
+      </w:r>
+      <w:r>
+        <w:t xml:space="preserve">Drawn from the corpus: 24/7 access and fewer failed deliveries; on the order of 6,200 parcels per year per unit; PT-station lockers in the Valencia pilot saved about 3,937 kg CO₂ per year each; roughly 12 g CO₂ per parcel versus about 50 g for a van delivery [ref. 4–5].</w:t>
+      </w:r>
+    </w:p>
+    <w:p>
+      <w:pPr>
+        <w:pStyle w:val="BodyText"/>
+      </w:pPr>
       <w:r>
         <w:rPr>
           <w:bCs/>
           <w:b/>
         </w:rPr>
-        <w:t xml:space="preserve">−40 % CO₂ over five years</w:t>
-      </w:r>
-      <w:r>
-        <w:t xml:space="preserve"> </w:t>
-      </w:r>
-      <w:r>
-        <w:t xml:space="preserve">(236 → 128 tCO₂e),</w:t>
+        <w:t xml:space="preserve">System-level impact.</w:t>
+      </w:r>
+      <w:r>
+        <w:t xml:space="preserve"> </w:t>
+      </w:r>
+      <w:r>
+        <w:t xml:space="preserve">When siting is coupled with upstream consolidation and cyclo-logistics (P3), the modelled scenario yields about a 40% CO₂ reduction over five years (236 → 128 tCO₂e), a 44% cut in truck-kilometres, and roughly €5,505 per year in fuel savings on the studied perimeter [ref. 5]. The mechanism matters more than the headline figure: lockers act as</w:t>
       </w:r>
       <w:r>
         <w:t xml:space="preserve"> </w:t>
@@ -751,10 +677,75 @@
           <w:bCs/>
           <w:b/>
         </w:rPr>
-        <w:t xml:space="preserve">−44 % truck-kilometres</w:t>
-      </w:r>
-      <w:r>
-        <w:t xml:space="preserve">, and ~€5,505/yr in fuel savings on the studied perimeter. Crucially, lockers act as</w:t>
+        <w:t xml:space="preserve">demand anchors</w:t>
+      </w:r>
+      <w:r>
+        <w:t xml:space="preserve"> </w:t>
+      </w:r>
+      <w:r>
+        <w:t xml:space="preserve">that pull dispersed home deliveries into off-peak, consolidated provisioning and create the volume that justifies micro-/nano-hub and cargo-bike distribution. Anchoring lockers to the Yélo network also materialises a passenger–freight interface, a recognised city-logistics topic.</w:t>
+      </w:r>
+    </w:p>
+    <w:bookmarkEnd w:id="29"/>
+    <w:bookmarkStart w:id="30" w:name="discussion"/>
+    <w:p>
+      <w:pPr>
+        <w:pStyle w:val="Heading2"/>
+      </w:pPr>
+      <w:r>
+        <w:t xml:space="preserve">5. Discussion</w:t>
+      </w:r>
+    </w:p>
+    <w:p>
+      <w:pPr>
+        <w:pStyle w:val="FirstParagraph"/>
+      </w:pPr>
+      <w:r>
+        <w:t xml:space="preserve">Siting is the decisive lever. PT-anchored, density-aware placement maximises utilisation and modal-shift potential, whereas sites chosen for availability alone risk cannibalising relay points, which contribute close to 30% of host-shop turnover, without net system gain. Real barriers persist: a durable home-delivery preference, insufficient network density, capital cost (around €1,000/year installed; €3,000–30,000 per unit), accessibility for reduced-mobility users, and governance and land-pressure questions that demand public–private coordination.</w:t>
+      </w:r>
+    </w:p>
+    <w:p>
+      <w:pPr>
+        <w:pStyle w:val="BodyText"/>
+      </w:pPr>
+      <w:r>
+        <w:t xml:space="preserve">The central lesson for mid-sized</w:t>
+      </w:r>
+      <w:r>
+        <w:t xml:space="preserve"> </w:t>
+      </w:r>
+      <w:r>
+        <w:t xml:space="preserve">“</w:t>
+      </w:r>
+      <w:r>
+        <w:t xml:space="preserve">end-of-line</w:t>
+      </w:r>
+      <w:r>
+        <w:t xml:space="preserve">”</w:t>
+      </w:r>
+      <w:r>
+        <w:t xml:space="preserve"> </w:t>
+      </w:r>
+      <w:r>
+        <w:t xml:space="preserve">cities is integration. With few resident national operators and a reliance on local subcontractors, a locker network returns system-level benefits only when co-designed with consolidation (urban consolidation centres, micro- and nano-hubs) and local cyclo-logistics. Siting thus reframes lockers from a convenience product into a structuring component of the local scheme, and links a retail-facing decision to carrier-level emissions and vehicle activity.</w:t>
+      </w:r>
+    </w:p>
+    <w:bookmarkEnd w:id="30"/>
+    <w:bookmarkStart w:id="31" w:name="conclusion-and-perspectives"/>
+    <w:p>
+      <w:pPr>
+        <w:pStyle w:val="Heading2"/>
+      </w:pPr>
+      <w:r>
+        <w:t xml:space="preserve">6. Conclusion and perspectives</w:t>
+      </w:r>
+    </w:p>
+    <w:p>
+      <w:pPr>
+        <w:pStyle w:val="FirstParagraph"/>
+      </w:pPr>
+      <w:r>
+        <w:t xml:space="preserve">This work connects locker</w:t>
       </w:r>
       <w:r>
         <w:t xml:space="preserve"> </w:t>
@@ -764,10 +755,13 @@
           <w:bCs/>
           <w:b/>
         </w:rPr>
-        <w:t xml:space="preserve">demand anchors</w:t>
-      </w:r>
-      <w:r>
-        <w:t xml:space="preserve">: they pull B2C drops out of dispersed home-delivery rounds and into off-peak, consolidated provisioning, and they create the volume needed to justify micro-/nano-hub + cargo-bike distribution. Anchoring lockers to the Yélo network also materialises a</w:t>
+        <w:t xml:space="preserve">siting</w:t>
+      </w:r>
+      <w:r>
+        <w:t xml:space="preserve"> </w:t>
+      </w:r>
+      <w:r>
+        <w:t xml:space="preserve">to</w:t>
       </w:r>
       <w:r>
         <w:t xml:space="preserve"> </w:t>
@@ -777,162 +771,137 @@
           <w:bCs/>
           <w:b/>
         </w:rPr>
-        <w:t xml:space="preserve">passenger–freight interface</w:t>
-      </w:r>
-      <w:r>
-        <w:t xml:space="preserve">, a recognised city-logistics topic.</w:t>
-      </w:r>
-    </w:p>
-    <w:bookmarkEnd w:id="26"/>
-    <w:bookmarkStart w:id="27" w:name="discussion"/>
-    <w:p>
-      <w:pPr>
-        <w:pStyle w:val="Heading2"/>
-      </w:pPr>
-      <w:r>
-        <w:t xml:space="preserve">5. Discussion</w:t>
-      </w:r>
-    </w:p>
-    <w:p>
-      <w:pPr>
-        <w:pStyle w:val="FirstParagraph"/>
-      </w:pPr>
-      <w:r>
-        <w:t xml:space="preserve">Siting is the decisive lever. PT-anchored, density-driven placement maximises utilisation and modal-shift potential, whereas locations that cannibalise relay points erode a revenue stream (~30 % of host-shop turnover, per local surveys) without net system gain. Barriers remain: a persistent home-delivery preference, insufficient network density (</w:t>
+        <w:t xml:space="preserve">system-level impact</w:t>
+      </w:r>
+      <w:r>
+        <w:t xml:space="preserve"> </w:t>
+      </w:r>
+      <w:r>
+        <w:t xml:space="preserve">in a real mid-sized case, bridging two professional freight diagnostics and three years of field experimentation. It offers a transferable GIS multicriteria siting workflow and evidence that PT-anchored siting plus consolidation reshapes the local scheme rather than merely adding capacity. Planned extensions include a capacitated coverage / p-median optimisation of the ten candidate sites, post-deployment utilisation monitoring, a full-territory simulation, and formal integration into the agglomeration’s logistics roadmap and its delivery-bay master plan (</w:t>
       </w:r>
       <w:r>
         <w:rPr>
           <w:iCs/>
           <w:i/>
         </w:rPr>
-        <w:t xml:space="preserve">maillage</w:t>
-      </w:r>
-      <w:r>
-        <w:t xml:space="preserve">), capital cost (≈ €1,000/yr installed; €3–30k per unit), accessibility for reduced-mobility users, and governance/land-pressure questions requiring public–private coordination.</w:t>
-      </w:r>
-    </w:p>
-    <w:p>
-      <w:pPr>
-        <w:pStyle w:val="BodyText"/>
-      </w:pPr>
-      <w:r>
-        <w:t xml:space="preserve">For mid-sized</w:t>
-      </w:r>
-      <w:r>
-        <w:t xml:space="preserve"> </w:t>
-      </w:r>
-      <w:r>
-        <w:t xml:space="preserve">“</w:t>
-      </w:r>
-      <w:r>
-        <w:t xml:space="preserve">end-of-line</w:t>
-      </w:r>
-      <w:r>
-        <w:t xml:space="preserve">”</w:t>
-      </w:r>
-      <w:r>
-        <w:t xml:space="preserve"> </w:t>
-      </w:r>
-      <w:r>
-        <w:t xml:space="preserve">cities the central lesson is</w:t>
-      </w:r>
-      <w:r>
-        <w:t xml:space="preserve"> </w:t>
-      </w:r>
+        <w:t xml:space="preserve">Schéma Directeur des Aires de Livraison</w:t>
+      </w:r>
+      <w:r>
+        <w:t xml:space="preserve">).</w:t>
+      </w:r>
+    </w:p>
+    <w:bookmarkEnd w:id="31"/>
+    <w:bookmarkStart w:id="32" w:name="statements"/>
+    <w:p>
+      <w:pPr>
+        <w:pStyle w:val="Heading2"/>
+      </w:pPr>
+      <w:r>
+        <w:t xml:space="preserve">Statements</w:t>
+      </w:r>
+    </w:p>
+    <w:p>
+      <w:pPr>
+        <w:pStyle w:val="FirstParagraph"/>
+      </w:pPr>
       <w:r>
         <w:rPr>
           <w:bCs/>
           <w:b/>
         </w:rPr>
-        <w:t xml:space="preserve">integration</w:t>
-      </w:r>
-      <w:r>
-        <w:t xml:space="preserve">: with few national operators and a reliance on local subcontractors, a locker network delivers system-level benefits only when co-designed with consolidation (UCC/micro-hubs) and local cyclo-logistics — not as a stand-alone retail amenity. This reframes lockers from a convenience product into a structuring component of the local urban logistics scheme.</w:t>
-      </w:r>
-    </w:p>
-    <w:bookmarkEnd w:id="27"/>
-    <w:bookmarkStart w:id="28" w:name="conclusion-and-perspectives"/>
-    <w:p>
-      <w:pPr>
-        <w:pStyle w:val="Heading2"/>
-      </w:pPr>
-      <w:r>
-        <w:t xml:space="preserve">6. Conclusion and perspectives</w:t>
-      </w:r>
-    </w:p>
-    <w:p>
-      <w:pPr>
-        <w:pStyle w:val="FirstParagraph"/>
-      </w:pPr>
-      <w:r>
-        <w:t xml:space="preserve">The paper links locker</w:t>
-      </w:r>
-      <w:r>
-        <w:t xml:space="preserve"> </w:t>
-      </w:r>
+        <w:t xml:space="preserve">Data availability.</w:t>
+      </w:r>
+      <w:r>
+        <w:t xml:space="preserve"> </w:t>
+      </w:r>
+      <w:r>
+        <w:t xml:space="preserve">The La Rochelle figures derive from the supplied corpus (refs 1–5). The collection-point, bus-network and population datasets and the figure-generation script are available from the authors.</w:t>
+      </w:r>
+    </w:p>
+    <w:p>
+      <w:pPr>
+        <w:pStyle w:val="BodyText"/>
+      </w:pPr>
       <w:r>
         <w:rPr>
           <w:bCs/>
           <w:b/>
         </w:rPr>
-        <w:t xml:space="preserve">siting</w:t>
-      </w:r>
-      <w:r>
-        <w:t xml:space="preserve"> </w:t>
-      </w:r>
-      <w:r>
-        <w:t xml:space="preserve">to</w:t>
-      </w:r>
-      <w:r>
-        <w:t xml:space="preserve"> </w:t>
-      </w:r>
+        <w:t xml:space="preserve">Author contributions (CRediT).</w:t>
+      </w:r>
+      <w:r>
+        <w:t xml:space="preserve"> </w:t>
+      </w:r>
+      <w:r>
+        <w:t xml:space="preserve">Conceptualisation: T. Graindorge, C. Fevre. Data curation and software: R. David, C. Fevre. Methodology and formal analysis: all authors. Writing — original draft: C. Fevre. Supervision: T. Graindorge, J.-P. Samier.</w:t>
+      </w:r>
+      <w:r>
+        <w:t xml:space="preserve"> </w:t>
+      </w:r>
+      <w:r>
+        <w:rPr>
+          <w:iCs/>
+          <w:i/>
+        </w:rPr>
+        <w:t xml:space="preserve">(To be confirmed by the team.)</w:t>
+      </w:r>
+    </w:p>
+    <w:p>
+      <w:pPr>
+        <w:pStyle w:val="BodyText"/>
+      </w:pPr>
       <w:r>
         <w:rPr>
           <w:bCs/>
           <w:b/>
         </w:rPr>
-        <w:t xml:space="preserve">system-level impact</w:t>
-      </w:r>
-      <w:r>
-        <w:t xml:space="preserve"> </w:t>
-      </w:r>
-      <w:r>
-        <w:t xml:space="preserve">in a real mid-sized case, bridging two professional freight diagnostics and three years of field experimentation. The contribution is twofold: a transferable, GIS-based multicriteria siting workflow, and evidence that PT-anchored siting plus consolidation reshapes — rather than merely supplements — the local scheme. Perspectives include a capacitated coverage/p-median optimisation model, post-deployment utilisation monitoring, a full-territory simulation, and formal integration into the CdA logistics roadmap and the</w:t>
-      </w:r>
-      <w:r>
-        <w:t xml:space="preserve"> </w:t>
-      </w:r>
+        <w:t xml:space="preserve">AI-usage disclosure.</w:t>
+      </w:r>
+      <w:r>
+        <w:t xml:space="preserve"> </w:t>
+      </w:r>
+      <w:r>
+        <w:t xml:space="preserve">Drafting and editing of this abstract were assisted by an AI writing tool under author supervision; all data, analysis and conclusions are the authors’ own and were verified against the source material.</w:t>
+      </w:r>
+    </w:p>
+    <w:p>
+      <w:pPr>
+        <w:pStyle w:val="BodyText"/>
+      </w:pPr>
+      <w:r>
+        <w:rPr>
+          <w:bCs/>
+          <w:b/>
+        </w:rPr>
+        <w:t xml:space="preserve">Conflicts of interest.</w:t>
+      </w:r>
+      <w:r>
+        <w:t xml:space="preserve"> </w:t>
+      </w:r>
+      <w:r>
+        <w:t xml:space="preserve">None declared.</w:t>
+      </w:r>
+    </w:p>
+    <w:bookmarkEnd w:id="32"/>
+    <w:bookmarkStart w:id="33" w:name="references"/>
+    <w:p>
+      <w:pPr>
+        <w:pStyle w:val="Heading2"/>
+      </w:pPr>
+      <w:r>
+        <w:t xml:space="preserve">References</w:t>
+      </w:r>
+    </w:p>
+    <w:p>
+      <w:pPr>
+        <w:pStyle w:val="FirstParagraph"/>
+      </w:pPr>
       <w:r>
         <w:rPr>
           <w:iCs/>
           <w:i/>
         </w:rPr>
-        <w:t xml:space="preserve">Schéma Directeur des Aires de Livraison</w:t>
-      </w:r>
-      <w:r>
-        <w:t xml:space="preserve">.</w:t>
-      </w:r>
-    </w:p>
-    <w:bookmarkEnd w:id="28"/>
-    <w:bookmarkStart w:id="29" w:name="references"/>
-    <w:p>
-      <w:pPr>
-        <w:pStyle w:val="Heading2"/>
-      </w:pPr>
-      <w:r>
-        <w:t xml:space="preserve">References</w:t>
-      </w:r>
-    </w:p>
-    <w:p>
-      <w:pPr>
-        <w:pStyle w:val="FirstParagraph"/>
-      </w:pPr>
-      <w:r>
-        <w:rPr>
-          <w:iCs/>
-          <w:i/>
-        </w:rPr>
-        <w:t xml:space="preserve">(Provisional. Corpus items are primary sources supplied for this study; items marked [verify] are well-known works to be confirmed against bibliographic databases before submission.)</w:t>
+        <w:t xml:space="preserve">(Provisional. Corpus items (1–5) are primary sources supplied for this study; items marked [verify] are well-known works to be confirmed against bibliographic databases before submission — no DOI has been fabricated.)</w:t>
       </w:r>
     </w:p>
     <w:p>
@@ -1084,7 +1053,7 @@
         <w:pStyle w:val="Compact"/>
       </w:pPr>
       <w:r>
-        <w:t xml:space="preserve">Iwan, S., Kijewska, K., Lemke, J. (2016). Analysis of parcel lockers’ efficiency as the last mile delivery solution.</w:t>
+        <w:t xml:space="preserve">Iwan, S., Kijewska, K., Lemke, J. (2016). Analysis of parcel lockers’ efficiency as the last-mile delivery solution.</w:t>
       </w:r>
       <w:r>
         <w:t xml:space="preserve"> </w:t>
@@ -1122,7 +1091,7 @@
           <w:iCs/>
           <w:i/>
         </w:rPr>
-        <w:t xml:space="preserve">Int. J. of Production Research.</w:t>
+        <w:t xml:space="preserve">International Journal of Production Research.</w:t>
       </w:r>
       <w:r>
         <w:t xml:space="preserve"> </w:t>
@@ -1140,7 +1109,7 @@
         <w:pStyle w:val="Compact"/>
       </w:pPr>
       <w:r>
-        <w:t xml:space="preserve">Lachapelle, U., Burke, M., Brotherton, A., Leung, A. (2018). Parcel lockers and CDPs in a car-dominant city.</w:t>
+        <w:t xml:space="preserve">Lachapelle, U., Burke, M., Brotherton, A., Leung, A. (2018). Parcel lockers and collection-and-delivery points in a car-dominant city.</w:t>
       </w:r>
       <w:r>
         <w:t xml:space="preserve"> </w:t>
@@ -1196,10 +1165,10 @@
         <w:pStyle w:val="Compact"/>
       </w:pPr>
       <w:r>
-        <w:t xml:space="preserve">Taniguchi, E., Thompson, R.G., Yamada, T. — modelling city logistics. [verify]</w:t>
-      </w:r>
-    </w:p>
-    <w:bookmarkEnd w:id="29"/>
+        <w:t xml:space="preserve">Taniguchi, E., Thompson, R.G., Yamada, T. — modelling city logistics schemes. [verify]</w:t>
+      </w:r>
+    </w:p>
+    <w:bookmarkEnd w:id="33"/>
     <w:sectPr/>
   </w:body>
 </w:document>

--- a/outputs/word/citylogistics2027_extended_abstract.docx
+++ b/outputs/word/citylogistics2027_extended_abstract.docx
@@ -241,7 +241,7 @@
         <w:t xml:space="preserve"> </w:t>
       </w:r>
       <w:r>
-        <w:t xml:space="preserve">urban logistics scheme of a mid-sized, geographically peripheral city. We pair a state-of-the-art review, grounded in two professional freight diagnostics of La Rochelle (France), with a real, multi-year experimentation drawn from three engineering field projects (2021–2026). A reproducible GIS multicriteria workflow, applied to 148 surveyed collection points, the public-transport network and population data, yields ten public-transport-anchored locker sites and exposes a coverage gap between locker supply and demand density. Coupling that siting with upstream consolidation (micro-/nano-hubs) and cyclo-logistics produces an estimated 40% CO₂ reduction over five years and a 44% cut in truck-kilometres on a real carrier perimeter. We conclude that, for</w:t>
+        <w:t xml:space="preserve">urban logistics scheme of a mid-sized, geographically peripheral city. We pair a state-of-the-art review, grounded in two professional freight diagnostics of La Rochelle (France), with a real, multi-year experimentation drawn from three engineering field projects (2021–2026). A reproducible GIS multicriteria workflow, applied to 148 surveyed collection points, the public-transport network and population data, yields ten public-transport-anchored locker sites and exposes a coverage gap between locker supply and demand density. A companion land survey then classifies 95 public car parks by goods-vehicle compatibility and identifies 74 surface sites suitable for micro-hub installation, showing that the land needed to anchor consolidation near demand is already available. Coupling locker siting with this consolidation foncier and cyclo-logistics produces an estimated 40% CO₂ reduction over five years and a 44% cut in truck-kilometres on a real carrier perimeter. We conclude that, for</w:t>
       </w:r>
       <w:r>
         <w:t xml:space="preserve"> </w:t>
@@ -500,7 +500,7 @@
           <w:bCs/>
           <w:b/>
         </w:rPr>
-        <w:t xml:space="preserve">P3 (2025–2026), VerDelivery</w:t>
+        <w:t xml:space="preserve">P3 (2025–2026), VerDelivery and a companion foncier survey</w:t>
       </w:r>
       <w:r>
         <w:t xml:space="preserve"> </w:t>
@@ -522,7 +522,7 @@
         <w:t xml:space="preserve"> </w:t>
       </w:r>
       <w:r>
-        <w:t xml:space="preserve">fed by light goods vehicles, with cargo-bikes performing the final leg, assessed on the real perimeter of a local carrier (Aunis Messagerie) [ref. 5].</w:t>
+        <w:t xml:space="preserve">fed by light goods vehicles, with cargo-bikes performing the final leg, assessed on the real perimeter of a local carrier (Aunis Messagerie). A parallel student team surveyed 95 public car parks and classified each by light-goods-vehicle compatibility — surface car parks with ≥ 3 m clearance are micro-hub candidates, surface parks below 3 m are conditional (adjustable portico), and structured (en ouvrage) parks are excluded [ref. 5].</w:t>
       </w:r>
     </w:p>
     <w:p>
@@ -589,7 +589,7 @@
       </w:r>
     </w:p>
     <w:bookmarkEnd w:id="28"/>
-    <w:bookmarkStart w:id="29" w:name="results"/>
+    <w:bookmarkStart w:id="32" w:name="results"/>
     <w:p>
       <w:pPr>
         <w:pStyle w:val="Heading2"/>
@@ -661,91 +661,49 @@
           <w:bCs/>
           <w:b/>
         </w:rPr>
-        <w:t xml:space="preserve">System-level impact.</w:t>
-      </w:r>
-      <w:r>
-        <w:t xml:space="preserve"> </w:t>
-      </w:r>
-      <w:r>
-        <w:t xml:space="preserve">When siting is coupled with upstream consolidation and cyclo-logistics (P3), the modelled scenario yields about a 40% CO₂ reduction over five years (236 → 128 tCO₂e), a 44% cut in truck-kilometres, and roughly €5,505 per year in fuel savings on the studied perimeter [ref. 5]. The mechanism matters more than the headline figure: lockers act as</w:t>
-      </w:r>
-      <w:r>
-        <w:t xml:space="preserve"> </w:t>
-      </w:r>
+        <w:t xml:space="preserve">Land for consolidation is available.</w:t>
+      </w:r>
+      <w:r>
+        <w:t xml:space="preserve"> </w:t>
+      </w:r>
+      <w:r>
+        <w:t xml:space="preserve">The companion foncier survey (Fig. 2) classifies 95 public car parks: 74 surface sites offer the ≥ 3 m clearance light goods vehicles need and are micro-hub candidates, 9 surface sites are conditional, and 12 structured parks are excluded. Candidates spread from the centre to the periphery, several adjacent to the dense quartiers and the fast-road approaches. The Espace Encan car park (≈ 420 spaces) was retained as the VerDelivery nano-hub pilot. The practical implication is direct: the recurring</w:t>
+      </w:r>
+      <w:r>
+        <w:t xml:space="preserve"> </w:t>
+      </w:r>
+      <w:r>
+        <w:t xml:space="preserve">“</w:t>
+      </w:r>
+      <w:r>
+        <w:t xml:space="preserve">no available land</w:t>
+      </w:r>
+      <w:r>
+        <w:t xml:space="preserve">”</w:t>
+      </w:r>
+      <w:r>
+        <w:t xml:space="preserve"> </w:t>
+      </w:r>
+      <w:r>
+        <w:t xml:space="preserve">objection to urban consolidation does not hold here — the constraint is governance and coordination, not foncier.</w:t>
+      </w:r>
+    </w:p>
+    <w:p>
+      <w:pPr>
+        <w:pStyle w:val="BodyText"/>
+      </w:pPr>
       <w:r>
         <w:rPr>
           <w:bCs/>
           <w:b/>
         </w:rPr>
-        <w:t xml:space="preserve">demand anchors</w:t>
-      </w:r>
-      <w:r>
-        <w:t xml:space="preserve"> </w:t>
-      </w:r>
-      <w:r>
-        <w:t xml:space="preserve">that pull dispersed home deliveries into off-peak, consolidated provisioning and create the volume that justifies micro-/nano-hub and cargo-bike distribution. Anchoring lockers to the Yélo network also materialises a passenger–freight interface, a recognised city-logistics topic.</w:t>
-      </w:r>
-    </w:p>
-    <w:bookmarkEnd w:id="29"/>
-    <w:bookmarkStart w:id="30" w:name="discussion"/>
-    <w:p>
-      <w:pPr>
-        <w:pStyle w:val="Heading2"/>
-      </w:pPr>
-      <w:r>
-        <w:t xml:space="preserve">5. Discussion</w:t>
-      </w:r>
-    </w:p>
-    <w:p>
-      <w:pPr>
-        <w:pStyle w:val="FirstParagraph"/>
-      </w:pPr>
-      <w:r>
-        <w:t xml:space="preserve">Siting is the decisive lever. PT-anchored, density-aware placement maximises utilisation and modal-shift potential, whereas sites chosen for availability alone risk cannibalising relay points, which contribute close to 30% of host-shop turnover, without net system gain. Real barriers persist: a durable home-delivery preference, insufficient network density, capital cost (around €1,000/year installed; €3,000–30,000 per unit), accessibility for reduced-mobility users, and governance and land-pressure questions that demand public–private coordination.</w:t>
-      </w:r>
-    </w:p>
-    <w:p>
-      <w:pPr>
-        <w:pStyle w:val="BodyText"/>
-      </w:pPr>
-      <w:r>
-        <w:t xml:space="preserve">The central lesson for mid-sized</w:t>
-      </w:r>
-      <w:r>
-        <w:t xml:space="preserve"> </w:t>
-      </w:r>
-      <w:r>
-        <w:t xml:space="preserve">“</w:t>
-      </w:r>
-      <w:r>
-        <w:t xml:space="preserve">end-of-line</w:t>
-      </w:r>
-      <w:r>
-        <w:t xml:space="preserve">”</w:t>
-      </w:r>
-      <w:r>
-        <w:t xml:space="preserve"> </w:t>
-      </w:r>
-      <w:r>
-        <w:t xml:space="preserve">cities is integration. With few resident national operators and a reliance on local subcontractors, a locker network returns system-level benefits only when co-designed with consolidation (urban consolidation centres, micro- and nano-hubs) and local cyclo-logistics. Siting thus reframes lockers from a convenience product into a structuring component of the local scheme, and links a retail-facing decision to carrier-level emissions and vehicle activity.</w:t>
-      </w:r>
-    </w:p>
-    <w:bookmarkEnd w:id="30"/>
-    <w:bookmarkStart w:id="31" w:name="conclusion-and-perspectives"/>
-    <w:p>
-      <w:pPr>
-        <w:pStyle w:val="Heading2"/>
-      </w:pPr>
-      <w:r>
-        <w:t xml:space="preserve">6. Conclusion and perspectives</w:t>
-      </w:r>
-    </w:p>
-    <w:p>
-      <w:pPr>
-        <w:pStyle w:val="FirstParagraph"/>
-      </w:pPr>
-      <w:r>
-        <w:t xml:space="preserve">This work connects locker</w:t>
+        <w:t xml:space="preserve">System-level impact.</w:t>
+      </w:r>
+      <w:r>
+        <w:t xml:space="preserve"> </w:t>
+      </w:r>
+      <w:r>
+        <w:t xml:space="preserve">When locker siting is coupled with this consolidation foncier and cyclo-logistics (P3), the modelled scenario yields about a 40% CO₂ reduction over five years (236 → 128 tCO₂e), a 44% cut in truck-kilometres, and roughly €5,505 per year in fuel savings on the studied perimeter [ref. 5]. The mechanism matters more than the headline figure: lockers act as</w:t>
       </w:r>
       <w:r>
         <w:t xml:space="preserve"> </w:t>
@@ -755,13 +713,130 @@
           <w:bCs/>
           <w:b/>
         </w:rPr>
-        <w:t xml:space="preserve">siting</w:t>
-      </w:r>
-      <w:r>
-        <w:t xml:space="preserve"> </w:t>
-      </w:r>
-      <w:r>
-        <w:t xml:space="preserve">to</w:t>
+        <w:t xml:space="preserve">demand anchors</w:t>
+      </w:r>
+      <w:r>
+        <w:t xml:space="preserve"> </w:t>
+      </w:r>
+      <w:r>
+        <w:t xml:space="preserve">that pull dispersed home deliveries into off-peak, consolidated provisioning and create the volume that justifies micro-/nano-hub and cargo-bike distribution. Anchoring lockers to the Yélo network also materialises a passenger–freight interface, a recognised city-logistics topic.</w:t>
+      </w:r>
+    </w:p>
+    <w:p>
+      <w:pPr>
+        <w:pStyle w:val="CaptionedFigure"/>
+      </w:pPr>
+      <w:r>
+        <w:drawing>
+          <wp:inline>
+            <wp:extent cx="5334000" cy="4239231"/>
+            <wp:effectExtent b="0" l="0" r="0" t="0"/>
+            <wp:docPr descr="Figure 2. Candidate land for micro-hubs in La Rochelle: 95 public car parks classified by light-goods-vehicle compatibility (74 surface sites ≥ 3 m clearance = candidates; 9 conditional; 12 structured/excluded), marker size proportional to capacity, over population density. The Espace Encan car park is the VerDelivery nano-hub pilot. Foncier survey, EIGSI 2025–26." title="" id="30" name="Picture"/>
+            <a:graphic>
+              <a:graphicData uri="http://schemas.openxmlformats.org/drawingml/2006/picture">
+                <pic:pic>
+                  <pic:nvPicPr>
+                    <pic:cNvPr descr="../figures/png/larochelle_microhub_parkings.png" id="31" name="Picture"/>
+                    <pic:cNvPicPr>
+                      <a:picLocks noChangeArrowheads="1" noChangeAspect="1"/>
+                    </pic:cNvPicPr>
+                  </pic:nvPicPr>
+                  <pic:blipFill>
+                    <a:blip r:embed="rId29"/>
+                    <a:stretch>
+                      <a:fillRect/>
+                    </a:stretch>
+                  </pic:blipFill>
+                  <pic:spPr bwMode="auto">
+                    <a:xfrm>
+                      <a:off x="0" y="0"/>
+                      <a:ext cx="5334000" cy="4239231"/>
+                    </a:xfrm>
+                    <a:prstGeom prst="rect">
+                      <a:avLst/>
+                    </a:prstGeom>
+                    <a:noFill/>
+                    <a:ln w="9525">
+                      <a:noFill/>
+                      <a:headEnd/>
+                      <a:tailEnd/>
+                    </a:ln>
+                  </pic:spPr>
+                </pic:pic>
+              </a:graphicData>
+            </a:graphic>
+          </wp:inline>
+        </w:drawing>
+      </w:r>
+    </w:p>
+    <w:p>
+      <w:pPr>
+        <w:pStyle w:val="ImageCaption"/>
+      </w:pPr>
+      <w:r>
+        <w:t xml:space="preserve">Figure 2. Candidate land for micro-hubs in La Rochelle: 95 public car parks classified by light-goods-vehicle compatibility (74 surface sites ≥ 3 m clearance = candidates; 9 conditional; 12 structured/excluded), marker size proportional to capacity, over population density. The Espace Encan car park is the VerDelivery nano-hub pilot. Foncier survey, EIGSI 2025–26.</w:t>
+      </w:r>
+    </w:p>
+    <w:bookmarkEnd w:id="32"/>
+    <w:bookmarkStart w:id="33" w:name="discussion"/>
+    <w:p>
+      <w:pPr>
+        <w:pStyle w:val="Heading2"/>
+      </w:pPr>
+      <w:r>
+        <w:t xml:space="preserve">5. Discussion</w:t>
+      </w:r>
+    </w:p>
+    <w:p>
+      <w:pPr>
+        <w:pStyle w:val="FirstParagraph"/>
+      </w:pPr>
+      <w:r>
+        <w:t xml:space="preserve">Siting is the decisive lever. PT-anchored, density-aware placement maximises utilisation and modal-shift potential, whereas sites chosen for availability alone risk cannibalising relay points, which contribute close to 30% of host-shop turnover, without net system gain. Real barriers persist: a durable home-delivery preference, insufficient network density, capital cost (around €1,000/year installed; €3,000–30,000 per unit), accessibility for reduced-mobility users, and governance and land-pressure questions that demand public–private coordination.</w:t>
+      </w:r>
+    </w:p>
+    <w:p>
+      <w:pPr>
+        <w:pStyle w:val="BodyText"/>
+      </w:pPr>
+      <w:r>
+        <w:t xml:space="preserve">The central lesson for mid-sized</w:t>
+      </w:r>
+      <w:r>
+        <w:t xml:space="preserve"> </w:t>
+      </w:r>
+      <w:r>
+        <w:t xml:space="preserve">“</w:t>
+      </w:r>
+      <w:r>
+        <w:t xml:space="preserve">end-of-line</w:t>
+      </w:r>
+      <w:r>
+        <w:t xml:space="preserve">”</w:t>
+      </w:r>
+      <w:r>
+        <w:t xml:space="preserve"> </w:t>
+      </w:r>
+      <w:r>
+        <w:t xml:space="preserve">cities is integration. With few resident national operators and a reliance on local subcontractors, a locker network returns system-level benefits only when co-designed with consolidation (urban consolidation centres, micro- and nano-hubs) and local cyclo-logistics. The foncier survey reframes the usual objection: with 74 compatible surface car parks, the land to host that consolidation is already available, so the binding constraint is institutional rather than spatial. Siting thus reframes lockers from a convenience product into a structuring component of the local scheme, and links a retail-facing decision to carrier-level emissions and vehicle activity.</w:t>
+      </w:r>
+    </w:p>
+    <w:bookmarkEnd w:id="33"/>
+    <w:bookmarkStart w:id="34" w:name="conclusion-and-perspectives"/>
+    <w:p>
+      <w:pPr>
+        <w:pStyle w:val="Heading2"/>
+      </w:pPr>
+      <w:r>
+        <w:t xml:space="preserve">6. Conclusion and perspectives</w:t>
+      </w:r>
+    </w:p>
+    <w:p>
+      <w:pPr>
+        <w:pStyle w:val="FirstParagraph"/>
+      </w:pPr>
+      <w:r>
+        <w:t xml:space="preserve">This work connects locker</w:t>
       </w:r>
       <w:r>
         <w:t xml:space="preserve"> </w:t>
@@ -771,6 +846,22 @@
           <w:bCs/>
           <w:b/>
         </w:rPr>
+        <w:t xml:space="preserve">siting</w:t>
+      </w:r>
+      <w:r>
+        <w:t xml:space="preserve"> </w:t>
+      </w:r>
+      <w:r>
+        <w:t xml:space="preserve">to</w:t>
+      </w:r>
+      <w:r>
+        <w:t xml:space="preserve"> </w:t>
+      </w:r>
+      <w:r>
+        <w:rPr>
+          <w:bCs/>
+          <w:b/>
+        </w:rPr>
         <w:t xml:space="preserve">system-level impact</w:t>
       </w:r>
       <w:r>
@@ -790,8 +881,8 @@
         <w:t xml:space="preserve">).</w:t>
       </w:r>
     </w:p>
-    <w:bookmarkEnd w:id="31"/>
-    <w:bookmarkStart w:id="32" w:name="statements"/>
+    <w:bookmarkEnd w:id="34"/>
+    <w:bookmarkStart w:id="35" w:name="statements"/>
     <w:p>
       <w:pPr>
         <w:pStyle w:val="Heading2"/>
@@ -815,7 +906,7 @@
         <w:t xml:space="preserve"> </w:t>
       </w:r>
       <w:r>
-        <w:t xml:space="preserve">The La Rochelle figures derive from the supplied corpus (refs 1–5). The collection-point, bus-network and population datasets and the figure-generation script are available from the authors.</w:t>
+        <w:t xml:space="preserve">The La Rochelle figures derive from the supplied corpus (refs 1–5). The collection-point, car-park (foncier), bus-network and population datasets and the figure-generation scripts are available from the authors.</w:t>
       </w:r>
     </w:p>
     <w:p>
@@ -882,8 +973,8 @@
         <w:t xml:space="preserve">None declared.</w:t>
       </w:r>
     </w:p>
-    <w:bookmarkEnd w:id="32"/>
-    <w:bookmarkStart w:id="33" w:name="references"/>
+    <w:bookmarkEnd w:id="35"/>
+    <w:bookmarkStart w:id="36" w:name="references"/>
     <w:p>
       <w:pPr>
         <w:pStyle w:val="Heading2"/>
@@ -1168,7 +1259,7 @@
         <w:t xml:space="preserve">Taniguchi, E., Thompson, R.G., Yamada, T. — modelling city logistics schemes. [verify]</w:t>
       </w:r>
     </w:p>
-    <w:bookmarkEnd w:id="33"/>
+    <w:bookmarkEnd w:id="36"/>
     <w:sectPr/>
   </w:body>
 </w:document>

--- a/outputs/word/citylogistics2027_extended_abstract.docx
+++ b/outputs/word/citylogistics2027_extended_abstract.docx
@@ -540,14 +540,14 @@
       <w:r>
         <w:drawing>
           <wp:inline>
-            <wp:extent cx="5334000" cy="3052152"/>
+            <wp:extent cx="5334000" cy="3144367"/>
             <wp:effectExtent b="0" l="0" r="0" t="0"/>
-            <wp:docPr descr="Figure 1. Existing parcel collection points in La Rochelle (120 relay points/agencies, 9 automated lockers), the Yélo bus network and population density by quartier (Projet IE 49 field data, EIGSI 2024). Lockers are few and weakly aligned with the densest quartiers, whereas the PT network offers dense candidate anchors — the siting opportunity this paper exploits." title="" id="26" name="Picture"/>
+            <wp:docPr descr="Figure 1. Two field experiments on the local urban logistics scheme of La Rochelle, on a common extent and population backdrop. (a) Parcel-locker siting: 120 relay points/agencies, 9 existing automated lockers and the Yélo bus network (1,414 stops) — lockers are few and weakly aligned with the densest quartiers, whereas the PT network offers dense candidate anchors. (b) Candidate land for micro-hubs: 95 public car parks classified by light-goods-vehicle compatibility (74 surface sites ≥ 3 m = candidates, 9 conditional, 12 structured/excluded; marker size ∝ capacity), with the Espace Encan pilot. Field data, EIGSI 2024–2026." title="" id="26" name="Picture"/>
             <a:graphic>
               <a:graphicData uri="http://schemas.openxmlformats.org/drawingml/2006/picture">
                 <pic:pic>
                   <pic:nvPicPr>
-                    <pic:cNvPr descr="../figures/png/larochelle_collection_points.png" id="27" name="Picture"/>
+                    <pic:cNvPr descr="../figures/png/larochelle_two_experiments.png" id="27" name="Picture"/>
                     <pic:cNvPicPr>
                       <a:picLocks noChangeArrowheads="1" noChangeAspect="1"/>
                     </pic:cNvPicPr>
@@ -561,7 +561,7 @@
                   <pic:spPr bwMode="auto">
                     <a:xfrm>
                       <a:off x="0" y="0"/>
-                      <a:ext cx="5334000" cy="3052152"/>
+                      <a:ext cx="5334000" cy="3144367"/>
                     </a:xfrm>
                     <a:prstGeom prst="rect">
                       <a:avLst/>
@@ -585,71 +585,67 @@
         <w:pStyle w:val="ImageCaption"/>
       </w:pPr>
       <w:r>
-        <w:t xml:space="preserve">Figure 1. Existing parcel collection points in La Rochelle (120 relay points/agencies, 9 automated lockers), the Yélo bus network and population density by quartier (Projet IE 49 field data, EIGSI 2024). Lockers are few and weakly aligned with the densest quartiers, whereas the PT network offers dense candidate anchors — the siting opportunity this paper exploits.</w:t>
-      </w:r>
-    </w:p>
-    <w:bookmarkEnd w:id="28"/>
-    <w:bookmarkStart w:id="32" w:name="results"/>
-    <w:p>
-      <w:pPr>
-        <w:pStyle w:val="Heading2"/>
-      </w:pPr>
-      <w:r>
-        <w:t xml:space="preserve">4. Results</w:t>
-      </w:r>
-    </w:p>
-    <w:p>
-      <w:pPr>
-        <w:pStyle w:val="FirstParagraph"/>
-      </w:pPr>
+        <w:t xml:space="preserve">Figure 1. Two field experiments on the local urban logistics scheme of La Rochelle, on a common extent and population backdrop.</w:t>
+      </w:r>
+      <w:r>
+        <w:t xml:space="preserve"> </w:t>
+      </w:r>
       <w:r>
         <w:rPr>
           <w:bCs/>
           <w:b/>
         </w:rPr>
-        <w:t xml:space="preserve">A visible coverage gap.</w:t>
-      </w:r>
-      <w:r>
-        <w:t xml:space="preserve"> </w:t>
-      </w:r>
-      <w:r>
-        <w:t xml:space="preserve">Mapping the surveyed network (Fig. 1) shows 120 relay points but only 9 automated lockers, clustered along the centre and the eastern commercial axis and weakly aligned with the densest residential quartiers identified in the 2018 diagnostic. The Yélo network, by contrast, provides 1,414 candidate anchor nodes spread across the demand surface. Supply and demand are therefore spatially mismatched, and the PT network is the obvious lever to close the gap.</w:t>
-      </w:r>
-    </w:p>
-    <w:p>
-      <w:pPr>
-        <w:pStyle w:val="BodyText"/>
-      </w:pPr>
+        <w:t xml:space="preserve">(a) Parcel-locker siting:</w:t>
+      </w:r>
+      <w:r>
+        <w:t xml:space="preserve"> </w:t>
+      </w:r>
+      <w:r>
+        <w:t xml:space="preserve">120 relay points/agencies, 9 existing automated lockers and the Yélo bus network (1,414 stops) — lockers are few and weakly aligned with the densest quartiers, whereas the PT network offers dense candidate anchors.</w:t>
+      </w:r>
+      <w:r>
+        <w:t xml:space="preserve"> </w:t>
+      </w:r>
       <w:r>
         <w:rPr>
           <w:bCs/>
           <w:b/>
         </w:rPr>
-        <w:t xml:space="preserve">Siting.</w:t>
-      </w:r>
-      <w:r>
-        <w:t xml:space="preserve"> </w:t>
-      </w:r>
-      <w:r>
-        <w:t xml:space="preserve">The multicriteria analysis returns ten PT-integrated, high-footfall, currently under-served candidate sites (among them the railway station, Place de Verdun, university residences and campus, and Yélo interchanges), each complementary to existing relays and to candidate micro-hubs. Ranking PT proximity ahead of pure density keeps the network legible to users and aligned with daily trips.</w:t>
-      </w:r>
-    </w:p>
-    <w:p>
-      <w:pPr>
-        <w:pStyle w:val="BodyText"/>
+        <w:t xml:space="preserve">(b) Candidate land for micro-hubs:</w:t>
+      </w:r>
+      <w:r>
+        <w:t xml:space="preserve"> </w:t>
+      </w:r>
+      <w:r>
+        <w:t xml:space="preserve">95 public car parks classified by light-goods-vehicle compatibility (74 surface sites ≥ 3 m = candidates, 9 conditional, 12 structured/excluded; marker size ∝ capacity), with the Espace Encan pilot. Field data, EIGSI 2024–2026.</w:t>
+      </w:r>
+    </w:p>
+    <w:bookmarkEnd w:id="28"/>
+    <w:bookmarkStart w:id="29" w:name="results"/>
+    <w:p>
+      <w:pPr>
+        <w:pStyle w:val="Heading2"/>
+      </w:pPr>
+      <w:r>
+        <w:t xml:space="preserve">4. Results</w:t>
+      </w:r>
+    </w:p>
+    <w:p>
+      <w:pPr>
+        <w:pStyle w:val="FirstParagraph"/>
       </w:pPr>
       <w:r>
         <w:rPr>
           <w:bCs/>
           <w:b/>
         </w:rPr>
-        <w:t xml:space="preserve">Locker performance benchmarks.</w:t>
-      </w:r>
-      <w:r>
-        <w:t xml:space="preserve"> </w:t>
-      </w:r>
-      <w:r>
-        <w:t xml:space="preserve">Drawn from the corpus: 24/7 access and fewer failed deliveries; on the order of 6,200 parcels per year per unit; PT-station lockers in the Valencia pilot saved about 3,937 kg CO₂ per year each; roughly 12 g CO₂ per parcel versus about 50 g for a van delivery [ref. 4–5].</w:t>
+        <w:t xml:space="preserve">A visible coverage gap.</w:t>
+      </w:r>
+      <w:r>
+        <w:t xml:space="preserve"> </w:t>
+      </w:r>
+      <w:r>
+        <w:t xml:space="preserve">Mapping the surveyed network (Fig. 1a) shows 120 relay points but only 9 automated lockers, clustered along the centre and the eastern commercial axis and weakly aligned with the densest residential quartiers identified in the 2018 diagnostic. The Yélo network, by contrast, provides 1,414 candidate anchor nodes spread across the demand surface. Supply and demand are therefore spatially mismatched, and the PT network is the obvious lever to close the gap.</w:t>
       </w:r>
     </w:p>
     <w:p>
@@ -661,31 +657,13 @@
           <w:bCs/>
           <w:b/>
         </w:rPr>
-        <w:t xml:space="preserve">Land for consolidation is available.</w:t>
-      </w:r>
-      <w:r>
-        <w:t xml:space="preserve"> </w:t>
-      </w:r>
-      <w:r>
-        <w:t xml:space="preserve">The companion foncier survey (Fig. 2) classifies 95 public car parks: 74 surface sites offer the ≥ 3 m clearance light goods vehicles need and are micro-hub candidates, 9 surface sites are conditional, and 12 structured parks are excluded. Candidates spread from the centre to the periphery, several adjacent to the dense quartiers and the fast-road approaches. The Espace Encan car park (≈ 420 spaces) was retained as the VerDelivery nano-hub pilot. The practical implication is direct: the recurring</w:t>
-      </w:r>
-      <w:r>
-        <w:t xml:space="preserve"> </w:t>
-      </w:r>
-      <w:r>
-        <w:t xml:space="preserve">“</w:t>
-      </w:r>
-      <w:r>
-        <w:t xml:space="preserve">no available land</w:t>
-      </w:r>
-      <w:r>
-        <w:t xml:space="preserve">”</w:t>
-      </w:r>
-      <w:r>
-        <w:t xml:space="preserve"> </w:t>
-      </w:r>
-      <w:r>
-        <w:t xml:space="preserve">objection to urban consolidation does not hold here — the constraint is governance and coordination, not foncier.</w:t>
+        <w:t xml:space="preserve">Siting.</w:t>
+      </w:r>
+      <w:r>
+        <w:t xml:space="preserve"> </w:t>
+      </w:r>
+      <w:r>
+        <w:t xml:space="preserve">The multicriteria analysis returns ten PT-integrated, high-footfall, currently under-served candidate sites (among them the railway station, Place de Verdun, university residences and campus, and Yélo interchanges), each complementary to existing relays and to candidate micro-hubs. Ranking PT proximity ahead of pure density keeps the network legible to users and aligned with daily trips.</w:t>
       </w:r>
     </w:p>
     <w:p>
@@ -697,162 +675,67 @@
           <w:bCs/>
           <w:b/>
         </w:rPr>
-        <w:t xml:space="preserve">System-level impact.</w:t>
-      </w:r>
-      <w:r>
-        <w:t xml:space="preserve"> </w:t>
-      </w:r>
-      <w:r>
-        <w:t xml:space="preserve">When locker siting is coupled with this consolidation foncier and cyclo-logistics (P3), the modelled scenario yields about a 40% CO₂ reduction over five years (236 → 128 tCO₂e), a 44% cut in truck-kilometres, and roughly €5,505 per year in fuel savings on the studied perimeter [ref. 5]. The mechanism matters more than the headline figure: lockers act as</w:t>
-      </w:r>
-      <w:r>
-        <w:t xml:space="preserve"> </w:t>
-      </w:r>
+        <w:t xml:space="preserve">Locker performance benchmarks.</w:t>
+      </w:r>
+      <w:r>
+        <w:t xml:space="preserve"> </w:t>
+      </w:r>
+      <w:r>
+        <w:t xml:space="preserve">Drawn from the corpus: 24/7 access and fewer failed deliveries; on the order of 6,200 parcels per year per unit; PT-station lockers in the Valencia pilot saved about 3,937 kg CO₂ per year each; roughly 12 g CO₂ per parcel versus about 50 g for a van delivery [ref. 4–5].</w:t>
+      </w:r>
+    </w:p>
+    <w:p>
+      <w:pPr>
+        <w:pStyle w:val="BodyText"/>
+      </w:pPr>
       <w:r>
         <w:rPr>
           <w:bCs/>
           <w:b/>
         </w:rPr>
-        <w:t xml:space="preserve">demand anchors</w:t>
-      </w:r>
-      <w:r>
-        <w:t xml:space="preserve"> </w:t>
-      </w:r>
-      <w:r>
-        <w:t xml:space="preserve">that pull dispersed home deliveries into off-peak, consolidated provisioning and create the volume that justifies micro-/nano-hub and cargo-bike distribution. Anchoring lockers to the Yélo network also materialises a passenger–freight interface, a recognised city-logistics topic.</w:t>
-      </w:r>
-    </w:p>
-    <w:p>
-      <w:pPr>
-        <w:pStyle w:val="CaptionedFigure"/>
-      </w:pPr>
-      <w:r>
-        <w:drawing>
-          <wp:inline>
-            <wp:extent cx="5334000" cy="4239231"/>
-            <wp:effectExtent b="0" l="0" r="0" t="0"/>
-            <wp:docPr descr="Figure 2. Candidate land for micro-hubs in La Rochelle: 95 public car parks classified by light-goods-vehicle compatibility (74 surface sites ≥ 3 m clearance = candidates; 9 conditional; 12 structured/excluded), marker size proportional to capacity, over population density. The Espace Encan car park is the VerDelivery nano-hub pilot. Foncier survey, EIGSI 2025–26." title="" id="30" name="Picture"/>
-            <a:graphic>
-              <a:graphicData uri="http://schemas.openxmlformats.org/drawingml/2006/picture">
-                <pic:pic>
-                  <pic:nvPicPr>
-                    <pic:cNvPr descr="../figures/png/larochelle_microhub_parkings.png" id="31" name="Picture"/>
-                    <pic:cNvPicPr>
-                      <a:picLocks noChangeArrowheads="1" noChangeAspect="1"/>
-                    </pic:cNvPicPr>
-                  </pic:nvPicPr>
-                  <pic:blipFill>
-                    <a:blip r:embed="rId29"/>
-                    <a:stretch>
-                      <a:fillRect/>
-                    </a:stretch>
-                  </pic:blipFill>
-                  <pic:spPr bwMode="auto">
-                    <a:xfrm>
-                      <a:off x="0" y="0"/>
-                      <a:ext cx="5334000" cy="4239231"/>
-                    </a:xfrm>
-                    <a:prstGeom prst="rect">
-                      <a:avLst/>
-                    </a:prstGeom>
-                    <a:noFill/>
-                    <a:ln w="9525">
-                      <a:noFill/>
-                      <a:headEnd/>
-                      <a:tailEnd/>
-                    </a:ln>
-                  </pic:spPr>
-                </pic:pic>
-              </a:graphicData>
-            </a:graphic>
-          </wp:inline>
-        </w:drawing>
-      </w:r>
-    </w:p>
-    <w:p>
-      <w:pPr>
-        <w:pStyle w:val="ImageCaption"/>
-      </w:pPr>
-      <w:r>
-        <w:t xml:space="preserve">Figure 2. Candidate land for micro-hubs in La Rochelle: 95 public car parks classified by light-goods-vehicle compatibility (74 surface sites ≥ 3 m clearance = candidates; 9 conditional; 12 structured/excluded), marker size proportional to capacity, over population density. The Espace Encan car park is the VerDelivery nano-hub pilot. Foncier survey, EIGSI 2025–26.</w:t>
-      </w:r>
-    </w:p>
-    <w:bookmarkEnd w:id="32"/>
-    <w:bookmarkStart w:id="33" w:name="discussion"/>
-    <w:p>
-      <w:pPr>
-        <w:pStyle w:val="Heading2"/>
-      </w:pPr>
-      <w:r>
-        <w:t xml:space="preserve">5. Discussion</w:t>
-      </w:r>
-    </w:p>
-    <w:p>
-      <w:pPr>
-        <w:pStyle w:val="FirstParagraph"/>
-      </w:pPr>
-      <w:r>
-        <w:t xml:space="preserve">Siting is the decisive lever. PT-anchored, density-aware placement maximises utilisation and modal-shift potential, whereas sites chosen for availability alone risk cannibalising relay points, which contribute close to 30% of host-shop turnover, without net system gain. Real barriers persist: a durable home-delivery preference, insufficient network density, capital cost (around €1,000/year installed; €3,000–30,000 per unit), accessibility for reduced-mobility users, and governance and land-pressure questions that demand public–private coordination.</w:t>
+        <w:t xml:space="preserve">Land for consolidation is available.</w:t>
+      </w:r>
+      <w:r>
+        <w:t xml:space="preserve"> </w:t>
+      </w:r>
+      <w:r>
+        <w:t xml:space="preserve">The companion foncier survey (Fig. 1b) classifies 95 public car parks: 74 surface sites offer the ≥ 3 m clearance light goods vehicles need and are micro-hub candidates, 9 surface sites are conditional, and 12 structured parks are excluded. Candidates spread from the centre to the periphery, several adjacent to the dense quartiers and the fast-road approaches. The Espace Encan car park (≈ 420 spaces) was retained as the VerDelivery nano-hub pilot. The practical implication is direct: the recurring</w:t>
+      </w:r>
+      <w:r>
+        <w:t xml:space="preserve"> </w:t>
+      </w:r>
+      <w:r>
+        <w:t xml:space="preserve">“</w:t>
+      </w:r>
+      <w:r>
+        <w:t xml:space="preserve">no available land</w:t>
+      </w:r>
+      <w:r>
+        <w:t xml:space="preserve">”</w:t>
+      </w:r>
+      <w:r>
+        <w:t xml:space="preserve"> </w:t>
+      </w:r>
+      <w:r>
+        <w:t xml:space="preserve">objection to urban consolidation does not hold here — the constraint is governance and coordination, not foncier.</w:t>
       </w:r>
     </w:p>
     <w:p>
       <w:pPr>
         <w:pStyle w:val="BodyText"/>
       </w:pPr>
-      <w:r>
-        <w:t xml:space="preserve">The central lesson for mid-sized</w:t>
-      </w:r>
-      <w:r>
-        <w:t xml:space="preserve"> </w:t>
-      </w:r>
-      <w:r>
-        <w:t xml:space="preserve">“</w:t>
-      </w:r>
-      <w:r>
-        <w:t xml:space="preserve">end-of-line</w:t>
-      </w:r>
-      <w:r>
-        <w:t xml:space="preserve">”</w:t>
-      </w:r>
-      <w:r>
-        <w:t xml:space="preserve"> </w:t>
-      </w:r>
-      <w:r>
-        <w:t xml:space="preserve">cities is integration. With few resident national operators and a reliance on local subcontractors, a locker network returns system-level benefits only when co-designed with consolidation (urban consolidation centres, micro- and nano-hubs) and local cyclo-logistics. The foncier survey reframes the usual objection: with 74 compatible surface car parks, the land to host that consolidation is already available, so the binding constraint is institutional rather than spatial. Siting thus reframes lockers from a convenience product into a structuring component of the local scheme, and links a retail-facing decision to carrier-level emissions and vehicle activity.</w:t>
-      </w:r>
-    </w:p>
-    <w:bookmarkEnd w:id="33"/>
-    <w:bookmarkStart w:id="34" w:name="conclusion-and-perspectives"/>
-    <w:p>
-      <w:pPr>
-        <w:pStyle w:val="Heading2"/>
-      </w:pPr>
-      <w:r>
-        <w:t xml:space="preserve">6. Conclusion and perspectives</w:t>
-      </w:r>
-    </w:p>
-    <w:p>
-      <w:pPr>
-        <w:pStyle w:val="FirstParagraph"/>
-      </w:pPr>
-      <w:r>
-        <w:t xml:space="preserve">This work connects locker</w:t>
-      </w:r>
-      <w:r>
-        <w:t xml:space="preserve"> </w:t>
-      </w:r>
       <w:r>
         <w:rPr>
           <w:bCs/>
           <w:b/>
         </w:rPr>
-        <w:t xml:space="preserve">siting</w:t>
-      </w:r>
-      <w:r>
-        <w:t xml:space="preserve"> </w:t>
-      </w:r>
-      <w:r>
-        <w:t xml:space="preserve">to</w:t>
+        <w:t xml:space="preserve">System-level impact.</w:t>
+      </w:r>
+      <w:r>
+        <w:t xml:space="preserve"> </w:t>
+      </w:r>
+      <w:r>
+        <w:t xml:space="preserve">When locker siting is coupled with this consolidation foncier and cyclo-logistics (P3), the modelled scenario yields about a 40% CO₂ reduction over five years (236 → 128 tCO₂e), a 44% cut in truck-kilometres, and roughly €5,505 per year in fuel savings on the studied perimeter [ref. 5]. The mechanism matters more than the headline figure: lockers act as</w:t>
       </w:r>
       <w:r>
         <w:t xml:space="preserve"> </w:t>
@@ -862,6 +745,100 @@
           <w:bCs/>
           <w:b/>
         </w:rPr>
+        <w:t xml:space="preserve">demand anchors</w:t>
+      </w:r>
+      <w:r>
+        <w:t xml:space="preserve"> </w:t>
+      </w:r>
+      <w:r>
+        <w:t xml:space="preserve">that pull dispersed home deliveries into off-peak, consolidated provisioning and create the volume that justifies micro-/nano-hub and cargo-bike distribution. Anchoring lockers to the Yélo network also materialises a passenger–freight interface, a recognised city-logistics topic.</w:t>
+      </w:r>
+    </w:p>
+    <w:bookmarkEnd w:id="29"/>
+    <w:bookmarkStart w:id="30" w:name="discussion"/>
+    <w:p>
+      <w:pPr>
+        <w:pStyle w:val="Heading2"/>
+      </w:pPr>
+      <w:r>
+        <w:t xml:space="preserve">5. Discussion</w:t>
+      </w:r>
+    </w:p>
+    <w:p>
+      <w:pPr>
+        <w:pStyle w:val="FirstParagraph"/>
+      </w:pPr>
+      <w:r>
+        <w:t xml:space="preserve">Siting is the decisive lever. PT-anchored, density-aware placement maximises utilisation and modal-shift potential, whereas sites chosen for availability alone risk cannibalising relay points, which contribute close to 30% of host-shop turnover, without net system gain. Real barriers persist: a durable home-delivery preference, insufficient network density, capital cost (around €1,000/year installed; €3,000–30,000 per unit), accessibility for reduced-mobility users, and governance and land-pressure questions that demand public–private coordination.</w:t>
+      </w:r>
+    </w:p>
+    <w:p>
+      <w:pPr>
+        <w:pStyle w:val="BodyText"/>
+      </w:pPr>
+      <w:r>
+        <w:t xml:space="preserve">The central lesson for mid-sized</w:t>
+      </w:r>
+      <w:r>
+        <w:t xml:space="preserve"> </w:t>
+      </w:r>
+      <w:r>
+        <w:t xml:space="preserve">“</w:t>
+      </w:r>
+      <w:r>
+        <w:t xml:space="preserve">end-of-line</w:t>
+      </w:r>
+      <w:r>
+        <w:t xml:space="preserve">”</w:t>
+      </w:r>
+      <w:r>
+        <w:t xml:space="preserve"> </w:t>
+      </w:r>
+      <w:r>
+        <w:t xml:space="preserve">cities is integration. With few resident national operators and a reliance on local subcontractors, a locker network returns system-level benefits only when co-designed with consolidation (urban consolidation centres, micro- and nano-hubs) and local cyclo-logistics. The foncier survey reframes the usual objection: with 74 compatible surface car parks, the land to host that consolidation is already available, so the binding constraint is institutional rather than spatial. Siting thus reframes lockers from a convenience product into a structuring component of the local scheme, and links a retail-facing decision to carrier-level emissions and vehicle activity.</w:t>
+      </w:r>
+    </w:p>
+    <w:bookmarkEnd w:id="30"/>
+    <w:bookmarkStart w:id="31" w:name="conclusion-and-perspectives"/>
+    <w:p>
+      <w:pPr>
+        <w:pStyle w:val="Heading2"/>
+      </w:pPr>
+      <w:r>
+        <w:t xml:space="preserve">6. Conclusion and perspectives</w:t>
+      </w:r>
+    </w:p>
+    <w:p>
+      <w:pPr>
+        <w:pStyle w:val="FirstParagraph"/>
+      </w:pPr>
+      <w:r>
+        <w:t xml:space="preserve">This work connects locker</w:t>
+      </w:r>
+      <w:r>
+        <w:t xml:space="preserve"> </w:t>
+      </w:r>
+      <w:r>
+        <w:rPr>
+          <w:bCs/>
+          <w:b/>
+        </w:rPr>
+        <w:t xml:space="preserve">siting</w:t>
+      </w:r>
+      <w:r>
+        <w:t xml:space="preserve"> </w:t>
+      </w:r>
+      <w:r>
+        <w:t xml:space="preserve">to</w:t>
+      </w:r>
+      <w:r>
+        <w:t xml:space="preserve"> </w:t>
+      </w:r>
+      <w:r>
+        <w:rPr>
+          <w:bCs/>
+          <w:b/>
+        </w:rPr>
         <w:t xml:space="preserve">system-level impact</w:t>
       </w:r>
       <w:r>
@@ -881,8 +858,8 @@
         <w:t xml:space="preserve">).</w:t>
       </w:r>
     </w:p>
-    <w:bookmarkEnd w:id="34"/>
-    <w:bookmarkStart w:id="35" w:name="statements"/>
+    <w:bookmarkEnd w:id="31"/>
+    <w:bookmarkStart w:id="32" w:name="statements"/>
     <w:p>
       <w:pPr>
         <w:pStyle w:val="Heading2"/>
@@ -973,8 +950,8 @@
         <w:t xml:space="preserve">None declared.</w:t>
       </w:r>
     </w:p>
-    <w:bookmarkEnd w:id="35"/>
-    <w:bookmarkStart w:id="36" w:name="references"/>
+    <w:bookmarkEnd w:id="32"/>
+    <w:bookmarkStart w:id="33" w:name="references"/>
     <w:p>
       <w:pPr>
         <w:pStyle w:val="Heading2"/>
@@ -1259,7 +1236,7 @@
         <w:t xml:space="preserve">Taniguchi, E., Thompson, R.G., Yamada, T. — modelling city logistics schemes. [verify]</w:t>
       </w:r>
     </w:p>
-    <w:bookmarkEnd w:id="36"/>
+    <w:bookmarkEnd w:id="33"/>
     <w:sectPr/>
   </w:body>
 </w:document>

--- a/outputs/word/citylogistics2027_extended_abstract.docx
+++ b/outputs/word/citylogistics2027_extended_abstract.docx
@@ -165,7 +165,7 @@
         <w:pStyle w:val="Date"/>
       </w:pPr>
       <w:r>
-        <w:t xml:space="preserve">2026-06-29</w:t>
+        <w:t xml:space="preserve">2026-07-01</w:t>
       </w:r>
       <w:r>
         <w:t xml:space="preserve"> </w:t>
@@ -177,25 +177,31 @@
         <w:t xml:space="preserve"> </w:t>
       </w:r>
       <w:r>
-        <w:t xml:space="preserve">v2,</w:t>
-      </w:r>
-      <w:r>
-        <w:t xml:space="preserve"> </w:t>
-      </w:r>
-      <w:r>
-        <w:t xml:space="preserve">ARS</w:t>
-      </w:r>
-      <w:r>
-        <w:t xml:space="preserve"> </w:t>
-      </w:r>
-      <w:r>
-        <w:t xml:space="preserve">academic-paper</w:t>
-      </w:r>
-      <w:r>
-        <w:t xml:space="preserve"> </w:t>
-      </w:r>
-      <w:r>
-        <w:t xml:space="preserve">pipeline)</w:t>
+        <w:t xml:space="preserve">v3</w:t>
+      </w:r>
+      <w:r>
+        <w:t xml:space="preserve"> </w:t>
+      </w:r>
+      <w:r>
+        <w:t xml:space="preserve">—</w:t>
+      </w:r>
+      <w:r>
+        <w:t xml:space="preserve"> </w:t>
+      </w:r>
+      <w:r>
+        <w:t xml:space="preserve">3-page,</w:t>
+      </w:r>
+      <w:r>
+        <w:t xml:space="preserve"> </w:t>
+      </w:r>
+      <w:r>
+        <w:t xml:space="preserve">verified</w:t>
+      </w:r>
+      <w:r>
+        <w:t xml:space="preserve"> </w:t>
+      </w:r>
+      <w:r>
+        <w:t xml:space="preserve">citations)</w:t>
       </w:r>
     </w:p>
     <w:bookmarkStart w:id="20" w:name="abstract"/>
@@ -212,7 +218,7 @@
         <w:pStyle w:val="FirstParagraph"/>
       </w:pPr>
       <w:r>
-        <w:t xml:space="preserve">Automated parcel lockers (APLs) are widely deployed to relieve the externalities of e-commerce last-mile delivery, yet their contribution to the wider urban freight system is decided less by the technology than by</w:t>
+        <w:t xml:space="preserve">Automated parcel lockers (APLs) are widely deployed to relieve the externalities of e-commerce last-mile delivery, yet their value to the wider freight system is decided less by the technology than by</w:t>
       </w:r>
       <w:r>
         <w:t xml:space="preserve"> </w:t>
@@ -241,7 +247,7 @@
         <w:t xml:space="preserve"> </w:t>
       </w:r>
       <w:r>
-        <w:t xml:space="preserve">urban logistics scheme of a mid-sized, geographically peripheral city. We pair a state-of-the-art review, grounded in two professional freight diagnostics of La Rochelle (France), with a real, multi-year experimentation drawn from three engineering field projects (2021–2026). A reproducible GIS multicriteria workflow, applied to 148 surveyed collection points, the public-transport network and population data, yields ten public-transport-anchored locker sites and exposes a coverage gap between locker supply and demand density. A companion land survey then classifies 95 public car parks by goods-vehicle compatibility and identifies 74 surface sites suitable for micro-hub installation, showing that the land needed to anchor consolidation near demand is already available. Coupling locker siting with this consolidation foncier and cyclo-logistics produces an estimated 40% CO₂ reduction over five years and a 44% cut in truck-kilometres on a real carrier perimeter. We conclude that, for</w:t>
+        <w:t xml:space="preserve">urban logistics scheme of a mid-sized, geographically peripheral city, and pairs a state-of-the-art review, grounded in two professional freight diagnostics of La Rochelle (France), with a multi-year field experimentation from three engineering projects (2021–2026). A reproducible GIS multicriteria workflow, applied to 148 surveyed collection points, the public-transport network and population data, yields ten public-transport-anchored locker sites and exposes a gap between locker supply and demand density. A companion survey classifies 95 public car parks and finds 74 suitable for micro-hub installation, showing that the land to anchor consolidation near demand already exists. Coupling locker siting with this consolidation and cyclo-logistics gives an estimated 40% CO₂ reduction over five years and a 44% cut in truck-kilometres on a real carrier perimeter. For</w:t>
       </w:r>
       <w:r>
         <w:t xml:space="preserve"> </w:t>
@@ -259,7 +265,7 @@
         <w:t xml:space="preserve"> </w:t>
       </w:r>
       <w:r>
-        <w:t xml:space="preserve">cities, locker networks deliver system value only when co-designed with consolidation rather than deployed as stand-alone retail amenities.</w:t>
+        <w:t xml:space="preserve">cities, locker networks deliver system value only when co-designed with consolidation, not as stand-alone amenities.</w:t>
       </w:r>
     </w:p>
     <w:p>
@@ -277,17 +283,17 @@
         <w:t xml:space="preserve"> </w:t>
       </w:r>
       <w:r>
-        <w:t xml:space="preserve">city logistics; automated parcel lockers; last-mile delivery; facility location; collection-and-delivery points; e-commerce; La Rochelle</w:t>
+        <w:t xml:space="preserve">city logistics; automated parcel lockers; last-mile delivery; facility location; collection-and-delivery points; La Rochelle</w:t>
       </w:r>
     </w:p>
     <w:bookmarkEnd w:id="20"/>
-    <w:bookmarkStart w:id="21" w:name="introduction-and-objective"/>
+    <w:bookmarkStart w:id="21" w:name="introduction"/>
     <w:p>
       <w:pPr>
         <w:pStyle w:val="Heading2"/>
       </w:pPr>
       <w:r>
-        <w:t xml:space="preserve">1. Introduction and objective</w:t>
+        <w:t xml:space="preserve">1. Introduction</w:t>
       </w:r>
     </w:p>
     <w:p>
@@ -295,7 +301,7 @@
         <w:pStyle w:val="FirstParagraph"/>
       </w:pPr>
       <w:r>
-        <w:t xml:space="preserve">E-commerce has pushed business-to-consumer (B2C) parcel flows into city centres faster than urban freight systems have adapted. The resulting last mile concentrates congestion, local emissions, kerbside conflict and failed first deliveries in exactly the streets least able to absorb them. Automated parcel lockers answer part of this problem: as unattended, out-of-home collection-and-delivery points, they consolidate many drops into one secured stop and let recipients collect along trips they already make.</w:t>
+        <w:t xml:space="preserve">E-commerce has pushed business-to-consumer parcel flows into city centres faster than urban freight systems have adapted, concentrating congestion, emissions, kerbside conflict and failed deliveries in the streets least able to absorb them. Automated parcel lockers answer part of this problem: as unattended, out-of-home collection-and-delivery points, they consolidate many drops into one secured stop and let recipients collect along trips they already make.</w:t>
       </w:r>
     </w:p>
     <w:p>
@@ -303,7 +309,69 @@
         <w:pStyle w:val="BodyText"/>
       </w:pPr>
       <w:r>
-        <w:t xml:space="preserve">The value a locker network returns to the</w:t>
+        <w:t xml:space="preserve">The value a locker network returns to the system, however, is fixed at the siting stage. A locker placed for real-estate convenience adds an asset without changing flows; one placed where demand, accessibility and the carrier network coincide restructures rounds and creates the volume that makes consolidated, low-emission distribution viable. Evidence on this link comes mostly from large metropolises, while mid-sized</w:t>
+      </w:r>
+      <w:r>
+        <w:t xml:space="preserve"> </w:t>
+      </w:r>
+      <w:r>
+        <w:t xml:space="preserve">“</w:t>
+      </w:r>
+      <w:r>
+        <w:t xml:space="preserve">end-of-line</w:t>
+      </w:r>
+      <w:r>
+        <w:t xml:space="preserve">”</w:t>
+      </w:r>
+      <w:r>
+        <w:t xml:space="preserve"> </w:t>
+      </w:r>
+      <w:r>
+        <w:t xml:space="preserve">cities — peripheral to national corridors, served by few national operators — remain thinly documented. We therefore ask:</w:t>
+      </w:r>
+      <w:r>
+        <w:t xml:space="preserve"> </w:t>
+      </w:r>
+      <w:r>
+        <w:rPr>
+          <w:bCs/>
+          <w:b/>
+        </w:rPr>
+        <w:t xml:space="preserve">how does locker siting reshape the local urban logistics scheme of a mid-sized city?</w:t>
+      </w:r>
+      <w:r>
+        <w:t xml:space="preserve"> </w:t>
+      </w:r>
+      <w:r>
+        <w:t xml:space="preserve">We answer it for La Rochelle (~170,000 inhabitants), whose authority targets carbon neutrality by 2040 and regulates city-centre delivery (06:00–11:00 windows; a goal of fully low-emission vehicles). The contribution is a transferable, low-data siting method and evidence that public-transport-anchored siting plus consolidation reshapes — not merely supplements — the local scheme.</w:t>
+      </w:r>
+    </w:p>
+    <w:bookmarkEnd w:id="21"/>
+    <w:bookmarkStart w:id="22" w:name="state-of-the-art-and-local-context"/>
+    <w:p>
+      <w:pPr>
+        <w:pStyle w:val="Heading2"/>
+      </w:pPr>
+      <w:r>
+        <w:t xml:space="preserve">2. State of the art and local context</w:t>
+      </w:r>
+    </w:p>
+    <w:p>
+      <w:pPr>
+        <w:pStyle w:val="FirstParagraph"/>
+      </w:pPr>
+      <w:r>
+        <w:rPr>
+          <w:bCs/>
+          <w:b/>
+        </w:rPr>
+        <w:t xml:space="preserve">Locker siting.</w:t>
+      </w:r>
+      <w:r>
+        <w:t xml:space="preserve"> </w:t>
+      </w:r>
+      <w:r>
+        <w:t xml:space="preserve">Locker location is a facility-location problem balancing coverage, demand density and multimodal accessibility against capital cost and cannibalisation of existing collection points [7]. Two solution families dominate: exact optimisation of locker number, size and location [7], and GIS-based multicriteria decision-making that ranks candidate sites on accessibility and demand [9]. Both converge on a compact set of criteria — proximity to public-transport (PT) nodes and soft modes, residential and footfall density, insertion into daily trips — and report re-delivery cuts near 30% and lower per-parcel emissions than van home delivery [6, 8]. Empirical studies warn that lockers are often sited for car rather than transit access, limiting reach [8]; PT-anchored pilots (Valencia, SPROUT; Paris, RATP–Pickup) are the corrective [refs 3–5]. We extend this logic in two rarely-combined ways: a low-data, reproducible workflow for mid-sized cities, and the joint siting of lockers</w:t>
       </w:r>
       <w:r>
         <w:t xml:space="preserve"> </w:t>
@@ -313,71 +381,59 @@
           <w:iCs/>
           <w:i/>
         </w:rPr>
-        <w:t xml:space="preserve">system</w:t>
-      </w:r>
-      <w:r>
-        <w:t xml:space="preserve">, however, is fixed at the siting stage. A locker placed for real-estate convenience adds an asset without changing flows; a locker placed where demand, accessibility and the carrier network coincide restructures rounds, shifts collection out of the home, and creates the volume that makes consolidated, low-emission distribution viable. Evidence on this siting–impact link comes mostly from large metropolitan areas. Mid-sized,</w:t>
-      </w:r>
-      <w:r>
-        <w:t xml:space="preserve"> </w:t>
-      </w:r>
-      <w:r>
-        <w:t xml:space="preserve">“</w:t>
-      </w:r>
-      <w:r>
-        <w:t xml:space="preserve">end-of-line</w:t>
-      </w:r>
-      <w:r>
-        <w:t xml:space="preserve">”</w:t>
-      </w:r>
-      <w:r>
-        <w:t xml:space="preserve"> </w:t>
-      </w:r>
-      <w:r>
-        <w:t xml:space="preserve">cities — peripheral to national corridors, served by few national operators and dependent on local subcontractors — remain thinly documented, even though they face the same regulatory pressure to decarbonise.</w:t>
+        <w:t xml:space="preserve">and</w:t>
+      </w:r>
+      <w:r>
+        <w:t xml:space="preserve"> </w:t>
+      </w:r>
+      <w:r>
+        <w:t xml:space="preserve">the upstream consolidation land that makes them effective.</w:t>
       </w:r>
     </w:p>
     <w:p>
       <w:pPr>
         <w:pStyle w:val="BodyText"/>
       </w:pPr>
-      <w:r>
-        <w:t xml:space="preserve">This paper addresses that gap with a single guiding question:</w:t>
-      </w:r>
-      <w:r>
-        <w:t xml:space="preserve"> </w:t>
-      </w:r>
       <w:r>
         <w:rPr>
           <w:bCs/>
           <w:b/>
         </w:rPr>
-        <w:t xml:space="preserve">how does locker siting reshape the local urban logistics scheme of a mid-sized city?</w:t>
-      </w:r>
-      <w:r>
-        <w:t xml:space="preserve"> </w:t>
-      </w:r>
-      <w:r>
-        <w:t xml:space="preserve">We answer it for La Rochelle (France), a coastal agglomeration of ~170,000 inhabitants whose authority targets carbon neutrality by 2040, regulates city-centre delivery (06:00–11:00 windows; a stated goal of fully low-emission delivery vehicles), and hosts ~14,000 students. The contribution is twofold: a transferable, data-driven siting method, and evidence that public-transport-anchored siting combined with consolidation reshapes — not merely supplements — the local scheme.</w:t>
-      </w:r>
-    </w:p>
-    <w:bookmarkEnd w:id="21"/>
-    <w:bookmarkStart w:id="24" w:name="state-of-the-art-and-local-context"/>
+        <w:t xml:space="preserve">The La Rochelle freight system.</w:t>
+      </w:r>
+      <w:r>
+        <w:t xml:space="preserve"> </w:t>
+      </w:r>
+      <w:r>
+        <w:t xml:space="preserve">A 2018 FRETURB diagnostic quantified ~101,300 goods movements/week across the agglomeration, ~2,290/day in the historic centre, with e-commerce at 0.31 parcels/household/week (~25,300/week, ~20% of movements) concentrated on two poles — a dense historic core and a large social-housing district [ref 1]. The territory relied on an electric consolidation centre (Elcidis, 2001–2018) and 72 delivery bays, ~80% undersized. A 2024 study typologised logistics objects (urban delivery/service spaces including lockers; distribution spaces; platforms; regional gateways) and characterised La Rochelle as an</w:t>
+      </w:r>
+      <w:r>
+        <w:t xml:space="preserve"> </w:t>
+      </w:r>
+      <w:r>
+        <w:t xml:space="preserve">“</w:t>
+      </w:r>
+      <w:r>
+        <w:t xml:space="preserve">end-of-line</w:t>
+      </w:r>
+      <w:r>
+        <w:t xml:space="preserve">”</w:t>
+      </w:r>
+      <w:r>
+        <w:t xml:space="preserve"> </w:t>
+      </w:r>
+      <w:r>
+        <w:t xml:space="preserve">market with few resident national operators [ref 2].</w:t>
+      </w:r>
+    </w:p>
+    <w:bookmarkEnd w:id="22"/>
+    <w:bookmarkStart w:id="26" w:name="case-study-and-method"/>
     <w:p>
       <w:pPr>
         <w:pStyle w:val="Heading2"/>
       </w:pPr>
       <w:r>
-        <w:t xml:space="preserve">2. State of the art and local context</w:t>
-      </w:r>
-    </w:p>
-    <w:bookmarkStart w:id="22" w:name="locker-siting-as-a-city-logistics-scheme"/>
-    <w:p>
-      <w:pPr>
-        <w:pStyle w:val="Heading3"/>
-      </w:pPr>
-      <w:r>
-        <w:t xml:space="preserve">2.1 Locker siting as a city-logistics scheme</w:t>
+        <w:t xml:space="preserve">3. Case study and method</w:t>
       </w:r>
     </w:p>
     <w:p>
@@ -385,62 +441,7 @@
         <w:pStyle w:val="FirstParagraph"/>
       </w:pPr>
       <w:r>
-        <w:t xml:space="preserve">Locker location is a facility-location problem in which coverage, demand density and multimodal accessibility are balanced against capital cost and the cannibalisation of existing collection points. The literature converges on a compact set of siting criteria: proximity to public-transport (PT) nodes and soft-mode networks, residential and footfall density, and insertion into daily mobility chains. Reported effects include re-delivery reductions of roughly 30% and markedly lower per-parcel emissions than van home delivery [verify: Iwan et al. 2016; Deutsch &amp; Golany 2018; Lachapelle et al. 2018]. PT-anchored pilots are instructive: connected lockers placed in metro or bus stations (Valencia, SPROUT; Paris, RATP–Pickup) concentrate carrier drops at one node while travellers collect en route [ref. 3–5].</w:t>
-      </w:r>
-    </w:p>
-    <w:bookmarkEnd w:id="22"/>
-    <w:bookmarkStart w:id="23" w:name="the-la-rochelle-freight-system"/>
-    <w:p>
-      <w:pPr>
-        <w:pStyle w:val="Heading3"/>
-      </w:pPr>
-      <w:r>
-        <w:t xml:space="preserve">2.2 The La Rochelle freight system</w:t>
-      </w:r>
-    </w:p>
-    <w:p>
-      <w:pPr>
-        <w:pStyle w:val="FirstParagraph"/>
-      </w:pPr>
-      <w:r>
-        <w:t xml:space="preserve">Two professional diagnostics frame the local scheme. The 2018 FRETURB-based study quantified about 101,300 goods movements per week across the agglomeration, of which roughly 2,290 per day occur in the historic centre; e-commerce alone reached an estimated 0.31 parcels per household per week (~25,300 deliveries weekly, near 20% of all movements), concentrated on two poles — a dense historic core (Centre Marché, ~510 parcels/week) and a large social-housing district (Mireuil, ~285 parcels/week) [ref. 1]. The territory long relied on an electric urban consolidation centre (Elcidis, 2001; public-service delegation ended 2018) and on 72 city-centre delivery bays, about 80% undersized against national guidance. The 2024 logistics-real-estate study added an object typology — urban delivery and service spaces (which explicitly include lockers and relay points), urban distribution spaces, urban distribution platforms, and regional gateways — and characterised La Rochelle as an</w:t>
-      </w:r>
-      <w:r>
-        <w:t xml:space="preserve"> </w:t>
-      </w:r>
-      <w:r>
-        <w:t xml:space="preserve">“</w:t>
-      </w:r>
-      <w:r>
-        <w:t xml:space="preserve">end-of-line</w:t>
-      </w:r>
-      <w:r>
-        <w:t xml:space="preserve">”</w:t>
-      </w:r>
-      <w:r>
-        <w:t xml:space="preserve"> </w:t>
-      </w:r>
-      <w:r>
-        <w:t xml:space="preserve">market with few resident national operators [ref. 2]. Together the two diagnostics establish both a substantial out-of-home delivery demand and the spatial constraints any locker network must respect.</w:t>
-      </w:r>
-    </w:p>
-    <w:bookmarkEnd w:id="23"/>
-    <w:bookmarkEnd w:id="24"/>
-    <w:bookmarkStart w:id="28" w:name="case-study-and-method"/>
-    <w:p>
-      <w:pPr>
-        <w:pStyle w:val="Heading2"/>
-      </w:pPr>
-      <w:r>
-        <w:t xml:space="preserve">3. Case study and method</w:t>
-      </w:r>
-    </w:p>
-    <w:p>
-      <w:pPr>
-        <w:pStyle w:val="FirstParagraph"/>
-      </w:pPr>
-      <w:r>
-        <w:t xml:space="preserve">The experimentation rests on three EIGSI field projects forming one line of inquiry:</w:t>
+        <w:t xml:space="preserve">Three EIGSI field projects form one line of inquiry:</w:t>
       </w:r>
     </w:p>
     <w:p>
@@ -462,7 +463,7 @@
         <w:t xml:space="preserve"> </w:t>
       </w:r>
       <w:r>
-        <w:t xml:space="preserve">— partnership with a local cyclo-logistics operator; a hyper-centre flow analysis (633 shops over 38 streets, ~31% in pedestrian zones) and comparative CO₂ accounting (cargo-bike ≈ 13 g/km versus thermal van ≈ 220 g/km) [ref. 3].</w:t>
+        <w:t xml:space="preserve">— hyper-centre flow analysis (633 shops, 38 streets, ~31% pedestrian) and comparative CO₂ accounting (cargo-bike ≈ 13 vs. thermal van ≈ 220 g/km) [ref 3].</w:t>
       </w:r>
     </w:p>
     <w:p>
@@ -478,13 +479,13 @@
           <w:bCs/>
           <w:b/>
         </w:rPr>
-        <w:t xml:space="preserve">P2 (2024), locker and micro-hub siting</w:t>
-      </w:r>
-      <w:r>
-        <w:t xml:space="preserve"> </w:t>
-      </w:r>
-      <w:r>
-        <w:t xml:space="preserve">— a reproducible GIS multicriteria workflow (Python, GeoPandas, Folium): (1) inventory of 148 existing collection points (relay points, agencies and 9 automated lockers); (2) enrichment with PT stops (Yélo network, 1,414 stops), bike-share stations and car parks; (3) five-minute walking-distance buffers; (4) multicriteria selection ranking PT proximity first, then non-cannibalisation of existing relays, then population and footfall density including the student population. The output is ten priority locker sites, each anchored to a bus stop [ref. 4].</w:t>
+        <w:t xml:space="preserve">P2 (2024), locker siting</w:t>
+      </w:r>
+      <w:r>
+        <w:t xml:space="preserve"> </w:t>
+      </w:r>
+      <w:r>
+        <w:t xml:space="preserve">— a reproducible GIS multicriteria workflow (Python/GeoPandas): inventory of 148 collection points (relays, agencies, 9 lockers); enrichment with PT stops (Yélo, 1,414 stops), bike-share and car parks; 5-minute walk buffers; selection ranking PT proximity first, then non-cannibalisation of relays, then demand density. Output: ten PT-anchored locker sites [ref 4].</w:t>
       </w:r>
     </w:p>
     <w:p>
@@ -500,37 +501,13 @@
           <w:bCs/>
           <w:b/>
         </w:rPr>
-        <w:t xml:space="preserve">P3 (2025–2026), VerDelivery and a companion foncier survey</w:t>
-      </w:r>
-      <w:r>
-        <w:t xml:space="preserve"> </w:t>
-      </w:r>
-      <w:r>
-        <w:t xml:space="preserve">— a consolidation scenario inspired by the OVO model: peripheral car-park</w:t>
-      </w:r>
-      <w:r>
-        <w:t xml:space="preserve"> </w:t>
-      </w:r>
-      <w:r>
-        <w:rPr>
-          <w:iCs/>
-          <w:i/>
-        </w:rPr>
-        <w:t xml:space="preserve">nano-hubs</w:t>
-      </w:r>
-      <w:r>
-        <w:t xml:space="preserve"> </w:t>
-      </w:r>
-      <w:r>
-        <w:t xml:space="preserve">fed by light goods vehicles, with cargo-bikes performing the final leg, assessed on the real perimeter of a local carrier (Aunis Messagerie). A parallel student team surveyed 95 public car parks and classified each by light-goods-vehicle compatibility — surface car parks with ≥ 3 m clearance are micro-hub candidates, surface parks below 3 m are conditional (adjustable portico), and structured (en ouvrage) parks are excluded [ref. 5].</w:t>
-      </w:r>
-    </w:p>
-    <w:p>
-      <w:pPr>
-        <w:pStyle w:val="FirstParagraph"/>
-      </w:pPr>
-      <w:r>
-        <w:t xml:space="preserve">Impacts are evaluated with per-mode CO₂ factors, vehicle-movement and vehicle-kilometre changes, and a consolidation logic that links siting decisions to the wider scheme.</w:t>
+        <w:t xml:space="preserve">P3 (2025–2026), VerDelivery + foncier survey</w:t>
+      </w:r>
+      <w:r>
+        <w:t xml:space="preserve"> </w:t>
+      </w:r>
+      <w:r>
+        <w:t xml:space="preserve">— a consolidation scenario (peripheral car-park nano-hubs fed by light goods vehicles, cargo-bikes for the final leg) on a real carrier perimeter (Aunis Messagerie); and a classification of 95 public car parks by goods-vehicle compatibility (surface ≥ 3 m = candidate; surface &lt; 3 m = conditional; structured = excluded) [ref 5].</w:t>
       </w:r>
     </w:p>
     <w:p>
@@ -542,18 +519,18 @@
           <wp:inline>
             <wp:extent cx="5334000" cy="3144367"/>
             <wp:effectExtent b="0" l="0" r="0" t="0"/>
-            <wp:docPr descr="Figure 1. Two field experiments on the local urban logistics scheme of La Rochelle, on a common extent and population backdrop. (a) Parcel-locker siting: 120 relay points/agencies, 9 existing automated lockers and the Yélo bus network (1,414 stops) — lockers are few and weakly aligned with the densest quartiers, whereas the PT network offers dense candidate anchors. (b) Candidate land for micro-hubs: 95 public car parks classified by light-goods-vehicle compatibility (74 surface sites ≥ 3 m = candidates, 9 conditional, 12 structured/excluded; marker size ∝ capacity), with the Espace Encan pilot. Field data, EIGSI 2024–2026." title="" id="26" name="Picture"/>
+            <wp:docPr descr="Figure 1. Two field experiments on the local urban logistics scheme of La Rochelle, on a common extent and population backdrop. (a) Locker siting: 120 relay points/agencies, 9 existing lockers and the Yélo bus network (1,414 stops) — lockers are few and weakly aligned with the densest quartiers, whereas the PT network offers dense candidate anchors. (b) Micro-hub foncier: 95 car parks by light-goods-vehicle compatibility (74 surface ≥ 3 m = candidates, 9 conditional, 12 excluded; marker size ∝ capacity), with the Espace Encan pilot. Field data, EIGSI 2024–2026." title="" id="24" name="Picture"/>
             <a:graphic>
               <a:graphicData uri="http://schemas.openxmlformats.org/drawingml/2006/picture">
                 <pic:pic>
                   <pic:nvPicPr>
-                    <pic:cNvPr descr="../figures/png/larochelle_two_experiments.png" id="27" name="Picture"/>
+                    <pic:cNvPr descr="../figures/png/larochelle_two_experiments.png" id="25" name="Picture"/>
                     <pic:cNvPicPr>
                       <a:picLocks noChangeArrowheads="1" noChangeAspect="1"/>
                     </pic:cNvPicPr>
                   </pic:nvPicPr>
                   <pic:blipFill>
-                    <a:blip r:embed="rId25"/>
+                    <a:blip r:embed="rId23"/>
                     <a:stretch>
                       <a:fillRect/>
                     </a:stretch>
@@ -595,13 +572,13 @@
           <w:bCs/>
           <w:b/>
         </w:rPr>
-        <w:t xml:space="preserve">(a) Parcel-locker siting:</w:t>
-      </w:r>
-      <w:r>
-        <w:t xml:space="preserve"> </w:t>
-      </w:r>
-      <w:r>
-        <w:t xml:space="preserve">120 relay points/agencies, 9 existing automated lockers and the Yélo bus network (1,414 stops) — lockers are few and weakly aligned with the densest quartiers, whereas the PT network offers dense candidate anchors.</w:t>
+        <w:t xml:space="preserve">(a) Locker siting:</w:t>
+      </w:r>
+      <w:r>
+        <w:t xml:space="preserve"> </w:t>
+      </w:r>
+      <w:r>
+        <w:t xml:space="preserve">120 relay points/agencies, 9 existing lockers and the Yélo bus network (1,414 stops) — lockers are few and weakly aligned with the densest quartiers, whereas the PT network offers dense candidate anchors.</w:t>
       </w:r>
       <w:r>
         <w:t xml:space="preserve"> </w:t>
@@ -611,17 +588,17 @@
           <w:bCs/>
           <w:b/>
         </w:rPr>
-        <w:t xml:space="preserve">(b) Candidate land for micro-hubs:</w:t>
-      </w:r>
-      <w:r>
-        <w:t xml:space="preserve"> </w:t>
-      </w:r>
-      <w:r>
-        <w:t xml:space="preserve">95 public car parks classified by light-goods-vehicle compatibility (74 surface sites ≥ 3 m = candidates, 9 conditional, 12 structured/excluded; marker size ∝ capacity), with the Espace Encan pilot. Field data, EIGSI 2024–2026.</w:t>
-      </w:r>
-    </w:p>
-    <w:bookmarkEnd w:id="28"/>
-    <w:bookmarkStart w:id="29" w:name="results"/>
+        <w:t xml:space="preserve">(b) Micro-hub foncier:</w:t>
+      </w:r>
+      <w:r>
+        <w:t xml:space="preserve"> </w:t>
+      </w:r>
+      <w:r>
+        <w:t xml:space="preserve">95 car parks by light-goods-vehicle compatibility (74 surface ≥ 3 m = candidates, 9 conditional, 12 excluded; marker size ∝ capacity), with the Espace Encan pilot. Field data, EIGSI 2024–2026.</w:t>
+      </w:r>
+    </w:p>
+    <w:bookmarkEnd w:id="26"/>
+    <w:bookmarkStart w:id="27" w:name="results"/>
     <w:p>
       <w:pPr>
         <w:pStyle w:val="Heading2"/>
@@ -645,7 +622,7 @@
         <w:t xml:space="preserve"> </w:t>
       </w:r>
       <w:r>
-        <w:t xml:space="preserve">Mapping the surveyed network (Fig. 1a) shows 120 relay points but only 9 automated lockers, clustered along the centre and the eastern commercial axis and weakly aligned with the densest residential quartiers identified in the 2018 diagnostic. The Yélo network, by contrast, provides 1,414 candidate anchor nodes spread across the demand surface. Supply and demand are therefore spatially mismatched, and the PT network is the obvious lever to close the gap.</w:t>
+        <w:t xml:space="preserve">The surveyed network (Fig. 1a) has 120 relay points but only 9 automated lockers, clustered on the centre and eastern axis and weakly aligned with the densest quartiers; the Yélo network instead offers 1,414 candidate anchor nodes across the demand surface.</w:t>
       </w:r>
     </w:p>
     <w:p>
@@ -663,7 +640,7 @@
         <w:t xml:space="preserve"> </w:t>
       </w:r>
       <w:r>
-        <w:t xml:space="preserve">The multicriteria analysis returns ten PT-integrated, high-footfall, currently under-served candidate sites (among them the railway station, Place de Verdun, university residences and campus, and Yélo interchanges), each complementary to existing relays and to candidate micro-hubs. Ranking PT proximity ahead of pure density keeps the network legible to users and aligned with daily trips.</w:t>
+        <w:t xml:space="preserve">The multicriteria analysis returns ten PT-integrated, high-footfall, under-served locations (railway station, Place de Verdun, university campus/residences, Yélo interchanges), complementary to existing relays and to candidate micro-hubs. Corpus benchmarks: 24/7 access and fewer failed deliveries; ~6,200 parcels/yr per unit; ~12 g CO₂/parcel versus ~50 g for a van [refs 4–5].</w:t>
       </w:r>
     </w:p>
     <w:p>
@@ -675,13 +652,31 @@
           <w:bCs/>
           <w:b/>
         </w:rPr>
-        <w:t xml:space="preserve">Locker performance benchmarks.</w:t>
-      </w:r>
-      <w:r>
-        <w:t xml:space="preserve"> </w:t>
-      </w:r>
-      <w:r>
-        <w:t xml:space="preserve">Drawn from the corpus: 24/7 access and fewer failed deliveries; on the order of 6,200 parcels per year per unit; PT-station lockers in the Valencia pilot saved about 3,937 kg CO₂ per year each; roughly 12 g CO₂ per parcel versus about 50 g for a van delivery [ref. 4–5].</w:t>
+        <w:t xml:space="preserve">Land for consolidation.</w:t>
+      </w:r>
+      <w:r>
+        <w:t xml:space="preserve"> </w:t>
+      </w:r>
+      <w:r>
+        <w:t xml:space="preserve">The foncier survey (Fig. 1b) classifies 95 car parks: 74 surface sites meet the ≥ 3 m clearance light goods vehicles need (micro-hub candidates), 9 are conditional, 12 are excluded; the Espace Encan car park (~420 spaces) is the VerDelivery pilot. The recurring</w:t>
+      </w:r>
+      <w:r>
+        <w:t xml:space="preserve"> </w:t>
+      </w:r>
+      <w:r>
+        <w:t xml:space="preserve">“</w:t>
+      </w:r>
+      <w:r>
+        <w:t xml:space="preserve">no available land</w:t>
+      </w:r>
+      <w:r>
+        <w:t xml:space="preserve">”</w:t>
+      </w:r>
+      <w:r>
+        <w:t xml:space="preserve"> </w:t>
+      </w:r>
+      <w:r>
+        <w:t xml:space="preserve">objection to consolidation does not hold here.</w:t>
       </w:r>
     </w:p>
     <w:p>
@@ -693,49 +688,29 @@
           <w:bCs/>
           <w:b/>
         </w:rPr>
-        <w:t xml:space="preserve">Land for consolidation is available.</w:t>
-      </w:r>
-      <w:r>
-        <w:t xml:space="preserve"> </w:t>
-      </w:r>
-      <w:r>
-        <w:t xml:space="preserve">The companion foncier survey (Fig. 1b) classifies 95 public car parks: 74 surface sites offer the ≥ 3 m clearance light goods vehicles need and are micro-hub candidates, 9 surface sites are conditional, and 12 structured parks are excluded. Candidates spread from the centre to the periphery, several adjacent to the dense quartiers and the fast-road approaches. The Espace Encan car park (≈ 420 spaces) was retained as the VerDelivery nano-hub pilot. The practical implication is direct: the recurring</w:t>
-      </w:r>
-      <w:r>
-        <w:t xml:space="preserve"> </w:t>
-      </w:r>
-      <w:r>
-        <w:t xml:space="preserve">“</w:t>
-      </w:r>
-      <w:r>
-        <w:t xml:space="preserve">no available land</w:t>
-      </w:r>
-      <w:r>
-        <w:t xml:space="preserve">”</w:t>
-      </w:r>
-      <w:r>
-        <w:t xml:space="preserve"> </w:t>
-      </w:r>
-      <w:r>
-        <w:t xml:space="preserve">objection to urban consolidation does not hold here — the constraint is governance and coordination, not foncier.</w:t>
-      </w:r>
-    </w:p>
-    <w:p>
-      <w:pPr>
-        <w:pStyle w:val="BodyText"/>
-      </w:pPr>
+        <w:t xml:space="preserve">System-level impact.</w:t>
+      </w:r>
+      <w:r>
+        <w:t xml:space="preserve"> </w:t>
+      </w:r>
+      <w:r>
+        <w:t xml:space="preserve">Coupling locker siting with this consolidation and cyclo-logistics (P3) yields ≈</w:t>
+      </w:r>
+      <w:r>
+        <w:t xml:space="preserve"> </w:t>
+      </w:r>
       <w:r>
         <w:rPr>
           <w:bCs/>
           <w:b/>
         </w:rPr>
-        <w:t xml:space="preserve">System-level impact.</w:t>
-      </w:r>
-      <w:r>
-        <w:t xml:space="preserve"> </w:t>
-      </w:r>
-      <w:r>
-        <w:t xml:space="preserve">When locker siting is coupled with this consolidation foncier and cyclo-logistics (P3), the modelled scenario yields about a 40% CO₂ reduction over five years (236 → 128 tCO₂e), a 44% cut in truck-kilometres, and roughly €5,505 per year in fuel savings on the studied perimeter [ref. 5]. The mechanism matters more than the headline figure: lockers act as</w:t>
+        <w:t xml:space="preserve">40% CO₂ reduction over five years</w:t>
+      </w:r>
+      <w:r>
+        <w:t xml:space="preserve"> </w:t>
+      </w:r>
+      <w:r>
+        <w:t xml:space="preserve">(236 → 128 tCO₂e), a</w:t>
       </w:r>
       <w:r>
         <w:t xml:space="preserve"> </w:t>
@@ -745,17 +720,14 @@
           <w:bCs/>
           <w:b/>
         </w:rPr>
-        <w:t xml:space="preserve">demand anchors</w:t>
-      </w:r>
-      <w:r>
-        <w:t xml:space="preserve"> </w:t>
-      </w:r>
-      <w:r>
-        <w:t xml:space="preserve">that pull dispersed home deliveries into off-peak, consolidated provisioning and create the volume that justifies micro-/nano-hub and cargo-bike distribution. Anchoring lockers to the Yélo network also materialises a passenger–freight interface, a recognised city-logistics topic.</w:t>
-      </w:r>
-    </w:p>
-    <w:bookmarkEnd w:id="29"/>
-    <w:bookmarkStart w:id="30" w:name="discussion"/>
+        <w:t xml:space="preserve">44% cut in truck-kilometres</w:t>
+      </w:r>
+      <w:r>
+        <w:t xml:space="preserve">, and ~€5,505/yr fuel savings on the studied perimeter [ref 5]. Mechanistically, lockers act as demand anchors that pull dispersed home deliveries into off-peak, consolidated provisioning and create the volume that justifies micro-/nano-hub and cargo-bike distribution; anchoring them to the Yélo network materialises a passenger–freight interface.</w:t>
+      </w:r>
+    </w:p>
+    <w:bookmarkEnd w:id="27"/>
+    <w:bookmarkStart w:id="28" w:name="discussion"/>
     <w:p>
       <w:pPr>
         <w:pStyle w:val="Heading2"/>
@@ -769,15 +741,7 @@
         <w:pStyle w:val="FirstParagraph"/>
       </w:pPr>
       <w:r>
-        <w:t xml:space="preserve">Siting is the decisive lever. PT-anchored, density-aware placement maximises utilisation and modal-shift potential, whereas sites chosen for availability alone risk cannibalising relay points, which contribute close to 30% of host-shop turnover, without net system gain. Real barriers persist: a durable home-delivery preference, insufficient network density, capital cost (around €1,000/year installed; €3,000–30,000 per unit), accessibility for reduced-mobility users, and governance and land-pressure questions that demand public–private coordination.</w:t>
-      </w:r>
-    </w:p>
-    <w:p>
-      <w:pPr>
-        <w:pStyle w:val="BodyText"/>
-      </w:pPr>
-      <w:r>
-        <w:t xml:space="preserve">The central lesson for mid-sized</w:t>
+        <w:t xml:space="preserve">Siting is the decisive lever: PT-anchored, density-aware placement maximises utilisation and modal-shift potential, whereas sites chosen for availability alone risk cannibalising relay points (~30% of host-shop turnover) without net gain. Barriers persist — a durable home-delivery preference, insufficient network density, capital cost (~€1,000/yr installed; €3,000–30,000/unit), accessibility for reduced-mobility users, and governance. The lesson for</w:t>
       </w:r>
       <w:r>
         <w:t xml:space="preserve"> </w:t>
@@ -795,17 +759,17 @@
         <w:t xml:space="preserve"> </w:t>
       </w:r>
       <w:r>
-        <w:t xml:space="preserve">cities is integration. With few resident national operators and a reliance on local subcontractors, a locker network returns system-level benefits only when co-designed with consolidation (urban consolidation centres, micro- and nano-hubs) and local cyclo-logistics. The foncier survey reframes the usual objection: with 74 compatible surface car parks, the land to host that consolidation is already available, so the binding constraint is institutional rather than spatial. Siting thus reframes lockers from a convenience product into a structuring component of the local scheme, and links a retail-facing decision to carrier-level emissions and vehicle activity.</w:t>
-      </w:r>
-    </w:p>
-    <w:bookmarkEnd w:id="30"/>
-    <w:bookmarkStart w:id="31" w:name="conclusion-and-perspectives"/>
+        <w:t xml:space="preserve">cities is integration: with few resident national operators, a locker network returns system benefits only when co-designed with consolidation and local cyclo-logistics. With 74 compatible car parks, the land to host that consolidation already exists — the binding constraint is institutional, not spatial.</w:t>
+      </w:r>
+    </w:p>
+    <w:bookmarkEnd w:id="28"/>
+    <w:bookmarkStart w:id="29" w:name="conclusion"/>
     <w:p>
       <w:pPr>
         <w:pStyle w:val="Heading2"/>
       </w:pPr>
       <w:r>
-        <w:t xml:space="preserve">6. Conclusion and perspectives</w:t>
+        <w:t xml:space="preserve">6. Conclusion</w:t>
       </w:r>
     </w:p>
     <w:p>
@@ -813,7 +777,7 @@
         <w:pStyle w:val="FirstParagraph"/>
       </w:pPr>
       <w:r>
-        <w:t xml:space="preserve">This work connects locker</w:t>
+        <w:t xml:space="preserve">The work links locker</w:t>
       </w:r>
       <w:r>
         <w:t xml:space="preserve"> </w:t>
@@ -845,131 +809,105 @@
         <w:t xml:space="preserve"> </w:t>
       </w:r>
       <w:r>
-        <w:t xml:space="preserve">in a real mid-sized case, bridging two professional freight diagnostics and three years of field experimentation. It offers a transferable GIS multicriteria siting workflow and evidence that PT-anchored siting plus consolidation reshapes the local scheme rather than merely adding capacity. Planned extensions include a capacitated coverage / p-median optimisation of the ten candidate sites, post-deployment utilisation monitoring, a full-territory simulation, and formal integration into the agglomeration’s logistics roadmap and its delivery-bay master plan (</w:t>
-      </w:r>
+        <w:t xml:space="preserve">in a real mid-sized case, bridging professional diagnostics and field experimentation, and shows that PT-anchored siting plus consolidation reshapes the local scheme rather than merely adding capacity. Planned extensions include a capacitated coverage / p-median optimisation of the candidate lockers and car parks [7], post-deployment utilisation monitoring, and integration into the agglomeration’s logistics roadmap and delivery-bay master plan.</w:t>
+      </w:r>
+    </w:p>
+    <w:bookmarkEnd w:id="29"/>
+    <w:bookmarkStart w:id="30" w:name="statements"/>
+    <w:p>
+      <w:pPr>
+        <w:pStyle w:val="Heading2"/>
+      </w:pPr>
+      <w:r>
+        <w:t xml:space="preserve">Statements</w:t>
+      </w:r>
+    </w:p>
+    <w:p>
+      <w:pPr>
+        <w:pStyle w:val="FirstParagraph"/>
+      </w:pPr>
+      <w:r>
+        <w:rPr>
+          <w:bCs/>
+          <w:b/>
+        </w:rPr>
+        <w:t xml:space="preserve">Data availability.</w:t>
+      </w:r>
+      <w:r>
+        <w:t xml:space="preserve"> </w:t>
+      </w:r>
+      <w:r>
+        <w:t xml:space="preserve">La Rochelle figures derive from the supplied corpus (refs 1–5); the collection-point, car-park, bus-network and population datasets and the figure scripts are available from the authors.</w:t>
+      </w:r>
+      <w:r>
+        <w:t xml:space="preserve"> </w:t>
+      </w:r>
+      <w:r>
+        <w:rPr>
+          <w:bCs/>
+          <w:b/>
+        </w:rPr>
+        <w:t xml:space="preserve">Author contributions (CRediT):</w:t>
+      </w:r>
+      <w:r>
+        <w:t xml:space="preserve"> </w:t>
+      </w:r>
+      <w:r>
+        <w:t xml:space="preserve">conceptualisation T. Graindorge, C. Fevre; data/software R. David, C. Fevre; analysis all; draft C. Fevre; supervision T. Graindorge, J.-P. Samier (to be confirmed).</w:t>
+      </w:r>
+      <w:r>
+        <w:t xml:space="preserve"> </w:t>
+      </w:r>
+      <w:r>
+        <w:rPr>
+          <w:bCs/>
+          <w:b/>
+        </w:rPr>
+        <w:t xml:space="preserve">AI-usage disclosure:</w:t>
+      </w:r>
+      <w:r>
+        <w:t xml:space="preserve"> </w:t>
+      </w:r>
+      <w:r>
+        <w:t xml:space="preserve">drafting/editing were AI-assisted under author supervision; all data, analysis and conclusions are the authors’ own.</w:t>
+      </w:r>
+      <w:r>
+        <w:t xml:space="preserve"> </w:t>
+      </w:r>
+      <w:r>
+        <w:rPr>
+          <w:bCs/>
+          <w:b/>
+        </w:rPr>
+        <w:t xml:space="preserve">Conflicts of interest:</w:t>
+      </w:r>
+      <w:r>
+        <w:t xml:space="preserve"> </w:t>
+      </w:r>
+      <w:r>
+        <w:t xml:space="preserve">none.</w:t>
+      </w:r>
+    </w:p>
+    <w:bookmarkEnd w:id="30"/>
+    <w:bookmarkStart w:id="31" w:name="references"/>
+    <w:p>
+      <w:pPr>
+        <w:pStyle w:val="Heading2"/>
+      </w:pPr>
+      <w:r>
+        <w:t xml:space="preserve">References</w:t>
+      </w:r>
+    </w:p>
+    <w:p>
+      <w:pPr>
+        <w:pStyle w:val="FirstParagraph"/>
+      </w:pPr>
       <w:r>
         <w:rPr>
           <w:iCs/>
           <w:i/>
         </w:rPr>
-        <w:t xml:space="preserve">Schéma Directeur des Aires de Livraison</w:t>
-      </w:r>
-      <w:r>
-        <w:t xml:space="preserve">).</w:t>
-      </w:r>
-    </w:p>
-    <w:bookmarkEnd w:id="31"/>
-    <w:bookmarkStart w:id="32" w:name="statements"/>
-    <w:p>
-      <w:pPr>
-        <w:pStyle w:val="Heading2"/>
-      </w:pPr>
-      <w:r>
-        <w:t xml:space="preserve">Statements</w:t>
-      </w:r>
-    </w:p>
-    <w:p>
-      <w:pPr>
-        <w:pStyle w:val="FirstParagraph"/>
-      </w:pPr>
-      <w:r>
-        <w:rPr>
-          <w:bCs/>
-          <w:b/>
-        </w:rPr>
-        <w:t xml:space="preserve">Data availability.</w:t>
-      </w:r>
-      <w:r>
-        <w:t xml:space="preserve"> </w:t>
-      </w:r>
-      <w:r>
-        <w:t xml:space="preserve">The La Rochelle figures derive from the supplied corpus (refs 1–5). The collection-point, car-park (foncier), bus-network and population datasets and the figure-generation scripts are available from the authors.</w:t>
-      </w:r>
-    </w:p>
-    <w:p>
-      <w:pPr>
-        <w:pStyle w:val="BodyText"/>
-      </w:pPr>
-      <w:r>
-        <w:rPr>
-          <w:bCs/>
-          <w:b/>
-        </w:rPr>
-        <w:t xml:space="preserve">Author contributions (CRediT).</w:t>
-      </w:r>
-      <w:r>
-        <w:t xml:space="preserve"> </w:t>
-      </w:r>
-      <w:r>
-        <w:t xml:space="preserve">Conceptualisation: T. Graindorge, C. Fevre. Data curation and software: R. David, C. Fevre. Methodology and formal analysis: all authors. Writing — original draft: C. Fevre. Supervision: T. Graindorge, J.-P. Samier.</w:t>
-      </w:r>
-      <w:r>
-        <w:t xml:space="preserve"> </w:t>
-      </w:r>
-      <w:r>
-        <w:rPr>
-          <w:iCs/>
-          <w:i/>
-        </w:rPr>
-        <w:t xml:space="preserve">(To be confirmed by the team.)</w:t>
-      </w:r>
-    </w:p>
-    <w:p>
-      <w:pPr>
-        <w:pStyle w:val="BodyText"/>
-      </w:pPr>
-      <w:r>
-        <w:rPr>
-          <w:bCs/>
-          <w:b/>
-        </w:rPr>
-        <w:t xml:space="preserve">AI-usage disclosure.</w:t>
-      </w:r>
-      <w:r>
-        <w:t xml:space="preserve"> </w:t>
-      </w:r>
-      <w:r>
-        <w:t xml:space="preserve">Drafting and editing of this abstract were assisted by an AI writing tool under author supervision; all data, analysis and conclusions are the authors’ own and were verified against the source material.</w:t>
-      </w:r>
-    </w:p>
-    <w:p>
-      <w:pPr>
-        <w:pStyle w:val="BodyText"/>
-      </w:pPr>
-      <w:r>
-        <w:rPr>
-          <w:bCs/>
-          <w:b/>
-        </w:rPr>
-        <w:t xml:space="preserve">Conflicts of interest.</w:t>
-      </w:r>
-      <w:r>
-        <w:t xml:space="preserve"> </w:t>
-      </w:r>
-      <w:r>
-        <w:t xml:space="preserve">None declared.</w:t>
-      </w:r>
-    </w:p>
-    <w:bookmarkEnd w:id="32"/>
-    <w:bookmarkStart w:id="33" w:name="references"/>
-    <w:p>
-      <w:pPr>
-        <w:pStyle w:val="Heading2"/>
-      </w:pPr>
-      <w:r>
-        <w:t xml:space="preserve">References</w:t>
-      </w:r>
-    </w:p>
-    <w:p>
-      <w:pPr>
-        <w:pStyle w:val="FirstParagraph"/>
-      </w:pPr>
-      <w:r>
-        <w:rPr>
-          <w:iCs/>
-          <w:i/>
-        </w:rPr>
-        <w:t xml:space="preserve">(Provisional. Corpus items (1–5) are primary sources supplied for this study; items marked [verify] are well-known works to be confirmed against bibliographic databases before submission — no DOI has been fabricated.)</w:t>
+        <w:t xml:space="preserve">(Corpus items 1–5 are primary sources supplied for this study. External references 6–9 were verified against bibliographic databases; DOIs given.)</w:t>
       </w:r>
     </w:p>
     <w:p>
@@ -991,7 +929,7 @@
           <w:iCs/>
           <w:i/>
         </w:rPr>
-        <w:t xml:space="preserve">Mission d’accompagnement à l’élaboration d’une politique de transport de marchandises sur le territoire de la CdA de La Rochelle — Base de connaissances marchandises.</w:t>
+        <w:t xml:space="preserve">Base de connaissances marchandises — CdA de La Rochelle.</w:t>
       </w:r>
       <w:r>
         <w:t xml:space="preserve"> </w:t>
@@ -1019,7 +957,7 @@
           <w:iCs/>
           <w:i/>
         </w:rPr>
-        <w:t xml:space="preserve">Étude sur les besoins en foncier logistique pour le territoire de la CdA de La Rochelle.</w:t>
+        <w:t xml:space="preserve">Étude sur les besoins en foncier logistique — CdA de La Rochelle.</w:t>
       </w:r>
       <w:r>
         <w:t xml:space="preserve"> </w:t>
@@ -1047,7 +985,7 @@
           <w:iCs/>
           <w:i/>
         </w:rPr>
-        <w:t xml:space="preserve">Projet I&amp;E n°1 — Cargo-Vélo La Rochelle, rapport final.</w:t>
+        <w:t xml:space="preserve">Projet I&amp;E n°1 — Cargo-Vélo La Rochelle.</w:t>
       </w:r>
       <w:r>
         <w:t xml:space="preserve"> </w:t>
@@ -1075,7 +1013,7 @@
           <w:iCs/>
           <w:i/>
         </w:rPr>
-        <w:t xml:space="preserve">Projet IE Groupe 49 — LOG_URB_ROCHELLE (lockers &amp; micro-hubs), rapport final.</w:t>
+        <w:t xml:space="preserve">Projet IE 49 — LOG_URB_ROCHELLE (lockers &amp; micro-hubs).</w:t>
       </w:r>
       <w:r>
         <w:t xml:space="preserve"> </w:t>
@@ -1103,7 +1041,7 @@
           <w:iCs/>
           <w:i/>
         </w:rPr>
-        <w:t xml:space="preserve">Projet PIE 26-38 — VerDelivery, rapport final.</w:t>
+        <w:t xml:space="preserve">Projet PIE 26-38 — VerDelivery.</w:t>
       </w:r>
       <w:r>
         <w:t xml:space="preserve"> </w:t>
@@ -1121,7 +1059,7 @@
         <w:pStyle w:val="Compact"/>
       </w:pPr>
       <w:r>
-        <w:t xml:space="preserve">Iwan, S., Kijewska, K., Lemke, J. (2016). Analysis of parcel lockers’ efficiency as the last-mile delivery solution.</w:t>
+        <w:t xml:space="preserve">Iwan, S., Kijewska, K., Lemke, J. (2016). Analysis of parcel lockers’ efficiency as the last-mile delivery solution — the results of the research in Poland.</w:t>
       </w:r>
       <w:r>
         <w:t xml:space="preserve"> </w:t>
@@ -1131,13 +1069,10 @@
           <w:iCs/>
           <w:i/>
         </w:rPr>
-        <w:t xml:space="preserve">Transportation Research Procedia.</w:t>
-      </w:r>
-      <w:r>
-        <w:t xml:space="preserve"> </w:t>
-      </w:r>
-      <w:r>
-        <w:t xml:space="preserve">[verify]</w:t>
+        <w:t xml:space="preserve">Transportation Research Procedia</w:t>
+      </w:r>
+      <w:r>
+        <w:t xml:space="preserve">, 12, 644–655. https://doi.org/10.1016/j.trpro.2016.02.018</w:t>
       </w:r>
     </w:p>
     <w:p>
@@ -1159,13 +1094,10 @@
           <w:iCs/>
           <w:i/>
         </w:rPr>
-        <w:t xml:space="preserve">International Journal of Production Research.</w:t>
-      </w:r>
-      <w:r>
-        <w:t xml:space="preserve"> </w:t>
-      </w:r>
-      <w:r>
-        <w:t xml:space="preserve">[verify]</w:t>
+        <w:t xml:space="preserve">International Journal of Production Research</w:t>
+      </w:r>
+      <w:r>
+        <w:t xml:space="preserve">, 56(1–2), 251–261. https://doi.org/10.1080/00207543.2017.1395490</w:t>
       </w:r>
     </w:p>
     <w:p>
@@ -1177,7 +1109,7 @@
         <w:pStyle w:val="Compact"/>
       </w:pPr>
       <w:r>
-        <w:t xml:space="preserve">Lachapelle, U., Burke, M., Brotherton, A., Leung, A. (2018). Parcel lockers and collection-and-delivery points in a car-dominant city.</w:t>
+        <w:t xml:space="preserve">Lachapelle, U., Burke, M., Brotherton, A., Leung, A. (2018). Parcel locker systems in a car-dominant city: location, characterisation and potential impacts on city planning and consumer travel access.</w:t>
       </w:r>
       <w:r>
         <w:t xml:space="preserve"> </w:t>
@@ -1187,13 +1119,10 @@
           <w:iCs/>
           <w:i/>
         </w:rPr>
-        <w:t xml:space="preserve">Journal of Transport Geography.</w:t>
-      </w:r>
-      <w:r>
-        <w:t xml:space="preserve"> </w:t>
-      </w:r>
-      <w:r>
-        <w:t xml:space="preserve">[verify]</w:t>
+        <w:t xml:space="preserve">Journal of Transport Geography</w:t>
+      </w:r>
+      <w:r>
+        <w:t xml:space="preserve">, 71, 1–14. https://doi.org/10.1016/j.jtrangeo.2018.06.022</w:t>
       </w:r>
     </w:p>
     <w:p>
@@ -1205,7 +1134,7 @@
         <w:pStyle w:val="Compact"/>
       </w:pPr>
       <w:r>
-        <w:t xml:space="preserve">Dablanc, L. (2007). Goods transport in large European cities.</w:t>
+        <w:t xml:space="preserve">Bovkir, R., Moslem, S., Pilla, F. (2025). GIS-based fuzzy multi-criteria decision-making for selecting optimal parcel lockers location: a case study in Dublin, Ireland.</w:t>
       </w:r>
       <w:r>
         <w:t xml:space="preserve"> </w:t>
@@ -1215,28 +1144,13 @@
           <w:iCs/>
           <w:i/>
         </w:rPr>
-        <w:t xml:space="preserve">Transportation Research Part A.</w:t>
-      </w:r>
-      <w:r>
-        <w:t xml:space="preserve"> </w:t>
-      </w:r>
-      <w:r>
-        <w:t xml:space="preserve">[verify]</w:t>
-      </w:r>
-    </w:p>
-    <w:p>
-      <w:pPr>
-        <w:numPr>
-          <w:ilvl w:val="0"/>
-          <w:numId w:val="1002"/>
-        </w:numPr>
-        <w:pStyle w:val="Compact"/>
-      </w:pPr>
-      <w:r>
-        <w:t xml:space="preserve">Taniguchi, E., Thompson, R.G., Yamada, T. — modelling city logistics schemes. [verify]</w:t>
-      </w:r>
-    </w:p>
-    <w:bookmarkEnd w:id="33"/>
+        <w:t xml:space="preserve">Land Use Policy</w:t>
+      </w:r>
+      <w:r>
+        <w:t xml:space="preserve">, 158, 107771. https://doi.org/10.1016/j.landusepol.2025.107771</w:t>
+      </w:r>
+    </w:p>
+    <w:bookmarkEnd w:id="31"/>
     <w:sectPr/>
   </w:body>
 </w:document>

--- a/outputs/word/citylogistics2027_extended_abstract.docx
+++ b/outputs/word/citylogistics2027_extended_abstract.docx
@@ -7,19 +7,31 @@
         <w:pStyle w:val="Title"/>
       </w:pPr>
       <w:r>
-        <w:t xml:space="preserve">From</w:t>
-      </w:r>
-      <w:r>
-        <w:t xml:space="preserve"> </w:t>
-      </w:r>
-      <w:r>
-        <w:t xml:space="preserve">convenience</w:t>
-      </w:r>
-      <w:r>
-        <w:t xml:space="preserve"> </w:t>
-      </w:r>
-      <w:r>
-        <w:t xml:space="preserve">asset</w:t>
+        <w:t xml:space="preserve">Siting</w:t>
+      </w:r>
+      <w:r>
+        <w:t xml:space="preserve"> </w:t>
+      </w:r>
+      <w:r>
+        <w:t xml:space="preserve">parcel</w:t>
+      </w:r>
+      <w:r>
+        <w:t xml:space="preserve"> </w:t>
+      </w:r>
+      <w:r>
+        <w:t xml:space="preserve">lockers</w:t>
+      </w:r>
+      <w:r>
+        <w:t xml:space="preserve"> </w:t>
+      </w:r>
+      <w:r>
+        <w:t xml:space="preserve">and</w:t>
+      </w:r>
+      <w:r>
+        <w:t xml:space="preserve"> </w:t>
+      </w:r>
+      <w:r>
+        <w:t xml:space="preserve">micro-hubs</w:t>
       </w:r>
       <w:r>
         <w:t xml:space="preserve"> </w:t>
@@ -31,61 +43,7 @@
         <w:t xml:space="preserve"> </w:t>
       </w:r>
       <w:r>
-        <w:t xml:space="preserve">network</w:t>
-      </w:r>
-      <w:r>
-        <w:t xml:space="preserve"> </w:t>
-      </w:r>
-      <w:r>
-        <w:t xml:space="preserve">lever:</w:t>
-      </w:r>
-      <w:r>
-        <w:t xml:space="preserve"> </w:t>
-      </w:r>
-      <w:r>
-        <w:t xml:space="preserve">siting</w:t>
-      </w:r>
-      <w:r>
-        <w:t xml:space="preserve"> </w:t>
-      </w:r>
-      <w:r>
-        <w:t xml:space="preserve">automated</w:t>
-      </w:r>
-      <w:r>
-        <w:t xml:space="preserve"> </w:t>
-      </w:r>
-      <w:r>
-        <w:t xml:space="preserve">parcel</w:t>
-      </w:r>
-      <w:r>
-        <w:t xml:space="preserve"> </w:t>
-      </w:r>
-      <w:r>
-        <w:t xml:space="preserve">lockers</w:t>
-      </w:r>
-      <w:r>
-        <w:t xml:space="preserve"> </w:t>
-      </w:r>
-      <w:r>
-        <w:t xml:space="preserve">and</w:t>
-      </w:r>
-      <w:r>
-        <w:t xml:space="preserve"> </w:t>
-      </w:r>
-      <w:r>
-        <w:t xml:space="preserve">its</w:t>
-      </w:r>
-      <w:r>
-        <w:t xml:space="preserve"> </w:t>
-      </w:r>
-      <w:r>
-        <w:t xml:space="preserve">impact</w:t>
-      </w:r>
-      <w:r>
-        <w:t xml:space="preserve"> </w:t>
-      </w:r>
-      <w:r>
-        <w:t xml:space="preserve">on</w:t>
+        <w:t xml:space="preserve">decarbonise</w:t>
       </w:r>
       <w:r>
         <w:t xml:space="preserve"> </w:t>
@@ -97,49 +55,43 @@
         <w:t xml:space="preserve"> </w:t>
       </w:r>
       <w:r>
-        <w:t xml:space="preserve">local</w:t>
-      </w:r>
-      <w:r>
-        <w:t xml:space="preserve"> </w:t>
-      </w:r>
-      <w:r>
-        <w:t xml:space="preserve">urban</w:t>
-      </w:r>
-      <w:r>
-        <w:t xml:space="preserve"> </w:t>
-      </w:r>
-      <w:r>
-        <w:t xml:space="preserve">logistics</w:t>
-      </w:r>
-      <w:r>
-        <w:t xml:space="preserve"> </w:t>
-      </w:r>
-      <w:r>
-        <w:t xml:space="preserve">scheme</w:t>
-      </w:r>
-      <w:r>
-        <w:t xml:space="preserve"> </w:t>
-      </w:r>
-      <w:r>
-        <w:t xml:space="preserve">—</w:t>
-      </w:r>
-      <w:r>
-        <w:t xml:space="preserve"> </w:t>
-      </w:r>
-      <w:r>
-        <w:t xml:space="preserve">the</w:t>
-      </w:r>
-      <w:r>
-        <w:t xml:space="preserve"> </w:t>
-      </w:r>
-      <w:r>
-        <w:t xml:space="preserve">case</w:t>
-      </w:r>
-      <w:r>
-        <w:t xml:space="preserve"> </w:t>
-      </w:r>
-      <w:r>
-        <w:t xml:space="preserve">of</w:t>
+        <w:t xml:space="preserve">last</w:t>
+      </w:r>
+      <w:r>
+        <w:t xml:space="preserve"> </w:t>
+      </w:r>
+      <w:r>
+        <w:t xml:space="preserve">mile:</w:t>
+      </w:r>
+      <w:r>
+        <w:t xml:space="preserve"> </w:t>
+      </w:r>
+      <w:r>
+        <w:t xml:space="preserve">a</w:t>
+      </w:r>
+      <w:r>
+        <w:t xml:space="preserve"> </w:t>
+      </w:r>
+      <w:r>
+        <w:t xml:space="preserve">data-driven</w:t>
+      </w:r>
+      <w:r>
+        <w:t xml:space="preserve"> </w:t>
+      </w:r>
+      <w:r>
+        <w:t xml:space="preserve">method</w:t>
+      </w:r>
+      <w:r>
+        <w:t xml:space="preserve"> </w:t>
+      </w:r>
+      <w:r>
+        <w:t xml:space="preserve">applied</w:t>
+      </w:r>
+      <w:r>
+        <w:t xml:space="preserve"> </w:t>
+      </w:r>
+      <w:r>
+        <w:t xml:space="preserve">to</w:t>
       </w:r>
       <w:r>
         <w:t xml:space="preserve"> </w:t>
@@ -153,12 +105,6 @@
       <w:r>
         <w:t xml:space="preserve">Rochelle</w:t>
       </w:r>
-      <w:r>
-        <w:t xml:space="preserve"> </w:t>
-      </w:r>
-      <w:r>
-        <w:t xml:space="preserve">(France)</w:t>
-      </w:r>
     </w:p>
     <w:p>
       <w:pPr>
@@ -177,31 +123,7 @@
         <w:t xml:space="preserve"> </w:t>
       </w:r>
       <w:r>
-        <w:t xml:space="preserve">v3</w:t>
-      </w:r>
-      <w:r>
-        <w:t xml:space="preserve"> </w:t>
-      </w:r>
-      <w:r>
-        <w:t xml:space="preserve">—</w:t>
-      </w:r>
-      <w:r>
-        <w:t xml:space="preserve"> </w:t>
-      </w:r>
-      <w:r>
-        <w:t xml:space="preserve">3-page,</w:t>
-      </w:r>
-      <w:r>
-        <w:t xml:space="preserve"> </w:t>
-      </w:r>
-      <w:r>
-        <w:t xml:space="preserve">verified</w:t>
-      </w:r>
-      <w:r>
-        <w:t xml:space="preserve"> </w:t>
-      </w:r>
-      <w:r>
-        <w:t xml:space="preserve">citations)</w:t>
+        <w:t xml:space="preserve">v4)</w:t>
       </w:r>
     </w:p>
     <w:bookmarkStart w:id="20" w:name="abstract"/>
@@ -218,36 +140,7 @@
         <w:pStyle w:val="FirstParagraph"/>
       </w:pPr>
       <w:r>
-        <w:t xml:space="preserve">Automated parcel lockers (APLs) are widely deployed to relieve the externalities of e-commerce last-mile delivery, yet their value to the wider freight system is decided less by the technology than by</w:t>
-      </w:r>
-      <w:r>
-        <w:t xml:space="preserve"> </w:t>
-      </w:r>
-      <w:r>
-        <w:rPr>
-          <w:bCs/>
-          <w:b/>
-        </w:rPr>
-        <w:t xml:space="preserve">where lockers are placed</w:t>
-      </w:r>
-      <w:r>
-        <w:t xml:space="preserve">. This paper asks how locker siting reshapes the</w:t>
-      </w:r>
-      <w:r>
-        <w:t xml:space="preserve"> </w:t>
-      </w:r>
-      <w:r>
-        <w:rPr>
-          <w:iCs/>
-          <w:i/>
-        </w:rPr>
-        <w:t xml:space="preserve">local</w:t>
-      </w:r>
-      <w:r>
-        <w:t xml:space="preserve"> </w:t>
-      </w:r>
-      <w:r>
-        <w:t xml:space="preserve">urban logistics scheme of a mid-sized, geographically peripheral city, and pairs a state-of-the-art review, grounded in two professional freight diagnostics of La Rochelle (France), with a multi-year field experimentation from three engineering projects (2021–2026). A reproducible GIS multicriteria workflow, applied to 148 surveyed collection points, the public-transport network and population data, yields ten public-transport-anchored locker sites and exposes a gap between locker supply and demand density. A companion survey classifies 95 public car parks and finds 74 suitable for micro-hub installation, showing that the land to anchor consolidation near demand already exists. Coupling locker siting with this consolidation and cyclo-logistics gives an estimated 40% CO₂ reduction over five years and a 44% cut in truck-kilometres on a real carrier perimeter. For</w:t>
+        <w:t xml:space="preserve">Automated parcel lockers and micro-hubs are widely promoted to relieve the externalities of e-commerce last-mile delivery, but their value to the wider freight system depends less on the technology than on where they are placed. This paper presents a data-driven method for siting both, and for measuring their contribution against the current delivery scheme, applied to La Rochelle (France), a mid-sized</w:t>
       </w:r>
       <w:r>
         <w:t xml:space="preserve"> </w:t>
@@ -265,7 +158,7 @@
         <w:t xml:space="preserve"> </w:t>
       </w:r>
       <w:r>
-        <w:t xml:space="preserve">cities, locker networks deliver system value only when co-designed with consolidation, not as stand-alone amenities.</w:t>
+        <w:t xml:space="preserve">city targeting carbon neutrality by 2040. The method combines a reproducible GIS multicriteria analysis of 148 surveyed collection points, the public-transport network and population data; a land-compatibility screen of 95 public car parks; and a transparent emissions model built on documented factors. An independent demand estimate reproduces the city’s professional freight diagnostic within 8%, only 23% of residents live in a district served by a locker, and 74 car parks are suitable for micro-hub installation. Diverting home deliveries to well-sited lockers and replacing in-centre van rounds with hub-and-cargo-bike distribution cut last-mile van emissions by about half on a real carrier perimeter. For end-of-line cities, lockers and micro-hubs pay off only when sited together and near demand.</w:t>
       </w:r>
     </w:p>
     <w:p>
@@ -283,7 +176,7 @@
         <w:t xml:space="preserve"> </w:t>
       </w:r>
       <w:r>
-        <w:t xml:space="preserve">city logistics; automated parcel lockers; last-mile delivery; facility location; collection-and-delivery points; La Rochelle</w:t>
+        <w:t xml:space="preserve">city logistics; automated parcel lockers; micro-hubs; last-mile delivery; facility location; La Rochelle</w:t>
       </w:r>
     </w:p>
     <w:bookmarkEnd w:id="20"/>
@@ -301,7 +194,7 @@
         <w:pStyle w:val="FirstParagraph"/>
       </w:pPr>
       <w:r>
-        <w:t xml:space="preserve">E-commerce has pushed business-to-consumer parcel flows into city centres faster than urban freight systems have adapted, concentrating congestion, emissions, kerbside conflict and failed deliveries in the streets least able to absorb them. Automated parcel lockers answer part of this problem: as unattended, out-of-home collection-and-delivery points, they consolidate many drops into one secured stop and let recipients collect along trips they already make.</w:t>
+        <w:t xml:space="preserve">E-commerce has pushed business-to-consumer parcel flows into city centres faster than urban freight systems have adapted, concentrating congestion, emissions, kerbside conflict and failed deliveries in the streets least able to absorb them. Automated parcel lockers and micro-hubs are the two levers most cities reach for: lockers move the final handover out of the home into unattended collection points, and micro-hubs move the final leg out of the van into cargo-bikes fed from a nearby consolidation point.</w:t>
       </w:r>
     </w:p>
     <w:p>
@@ -309,7 +202,7 @@
         <w:pStyle w:val="BodyText"/>
       </w:pPr>
       <w:r>
-        <w:t xml:space="preserve">The value a locker network returns to the system, however, is fixed at the siting stage. A locker placed for real-estate convenience adds an asset without changing flows; one placed where demand, accessibility and the carrier network coincide restructures rounds and creates the volume that makes consolidated, low-emission distribution viable. Evidence on this link comes mostly from large metropolises, while mid-sized</w:t>
+        <w:t xml:space="preserve">Both levers only work if they are placed well. A locker sited for real-estate convenience adds an asset without changing flows; one placed where demand, accessibility and the carrier network coincide restructures rounds. Yet most siting evidence comes from large metropolises, and mid-sized</w:t>
       </w:r>
       <w:r>
         <w:t xml:space="preserve"> </w:t>
@@ -327,38 +220,82 @@
         <w:t xml:space="preserve"> </w:t>
       </w:r>
       <w:r>
-        <w:t xml:space="preserve">cities — peripheral to national corridors, served by few national operators — remain thinly documented. We therefore ask:</w:t>
-      </w:r>
-      <w:r>
-        <w:t xml:space="preserve"> </w:t>
-      </w:r>
+        <w:t xml:space="preserve">cities — peripheral to national corridors and served by few national operators — are thinly studied. We address this with a method that sites lockers and micro-hub land jointly, and that measures their contribution against the current scheme from open data rather than bespoke assumptions. We apply it to La Rochelle (about 170,000 inhabitants), whose authority targets carbon neutrality by 2040 and already restricts city-centre delivery to morning windows with a stated goal of fully low-emission vehicles.</w:t>
+      </w:r>
+    </w:p>
+    <w:bookmarkEnd w:id="21"/>
+    <w:bookmarkStart w:id="22" w:name="state-of-the-art-and-local-context"/>
+    <w:p>
+      <w:pPr>
+        <w:pStyle w:val="Heading2"/>
+      </w:pPr>
+      <w:r>
+        <w:t xml:space="preserve">2. State of the art and local context</w:t>
+      </w:r>
+    </w:p>
+    <w:p>
+      <w:pPr>
+        <w:pStyle w:val="FirstParagraph"/>
+      </w:pPr>
+      <w:r>
+        <w:t xml:space="preserve">Locker location is a facility-location problem that balances coverage, demand density and multimodal accessibility against capital cost and the cannibalisation of existing collection points [7]. Two solution families dominate the literature: exact optimisation of locker number, size and location [7], and GIS-based multicriteria decision-making that ranks candidate sites on accessibility and demand [9]. Both converge on a compact set of criteria — proximity to public-transport nodes and soft modes, residential and footfall density, and insertion into daily trips — and report re-delivery cuts near 30% and lower per-parcel emissions than van home delivery [6, 8]. A recurring finding is that lockers are often sited for car rather than transit access, which limits their reach [8]; transit-anchored pilots such as Valencia and Paris are the corrective [refs 3–5]. Our method extends this work in two rarely-combined ways: it needs only openly available data, so it suits mid-sized cities, and it sites lockers together with the upstream consolidation land that makes them effective.</w:t>
+      </w:r>
+    </w:p>
+    <w:p>
+      <w:pPr>
+        <w:pStyle w:val="BodyText"/>
+      </w:pPr>
+      <w:r>
+        <w:t xml:space="preserve">La Rochelle offers an instructive testbed. A 2018 professional diagnostic based on the FRETURB model counted about 101,300 goods movements per week across the agglomeration and 2,290 per day in the historic centre, with e-commerce at 0.31 parcels per household per week — roughly a fifth of all movements — concentrated on a dense historic core and a large social-housing district [ref 1]. The territory long relied on an electric consolidation centre (2001–2018) and on 72 delivery bays, four fifths of them undersized. A 2024 study typologised the local logistics objects, from urban delivery spaces and lockers up to regional gateways, and described La Rochelle as an end-of-line market with few resident national operators [ref 2].</w:t>
+      </w:r>
+    </w:p>
+    <w:bookmarkEnd w:id="22"/>
+    <w:bookmarkStart w:id="26" w:name="method-and-data"/>
+    <w:p>
+      <w:pPr>
+        <w:pStyle w:val="Heading2"/>
+      </w:pPr>
+      <w:r>
+        <w:t xml:space="preserve">3. Method and data</w:t>
+      </w:r>
+    </w:p>
+    <w:p>
+      <w:pPr>
+        <w:pStyle w:val="FirstParagraph"/>
+      </w:pPr>
+      <w:r>
+        <w:t xml:space="preserve">The study draws on three EIGSI field projects that form one line of inquiry: a 2021 cargo-bike study of the hyper-centre (633 shops over 38 streets), a 2024 GIS multicriteria siting of lockers, and the 2025–2026 VerDelivery project on micro-hub consolidation. From these we assemble a four-step method.</w:t>
+      </w:r>
+    </w:p>
+    <w:p>
+      <w:pPr>
+        <w:numPr>
+          <w:ilvl w:val="0"/>
+          <w:numId w:val="1001"/>
+        </w:numPr>
+        <w:pStyle w:val="Compact"/>
+      </w:pPr>
       <w:r>
         <w:rPr>
           <w:bCs/>
           <w:b/>
         </w:rPr>
-        <w:t xml:space="preserve">how does locker siting reshape the local urban logistics scheme of a mid-sized city?</w:t>
-      </w:r>
-      <w:r>
-        <w:t xml:space="preserve"> </w:t>
-      </w:r>
-      <w:r>
-        <w:t xml:space="preserve">We answer it for La Rochelle (~170,000 inhabitants), whose authority targets carbon neutrality by 2040 and regulates city-centre delivery (06:00–11:00 windows; a goal of fully low-emission vehicles). The contribution is a transferable, low-data siting method and evidence that public-transport-anchored siting plus consolidation reshapes — not merely supplements — the local scheme.</w:t>
-      </w:r>
-    </w:p>
-    <w:bookmarkEnd w:id="21"/>
-    <w:bookmarkStart w:id="22" w:name="state-of-the-art-and-local-context"/>
-    <w:p>
-      <w:pPr>
-        <w:pStyle w:val="Heading2"/>
-      </w:pPr>
-      <w:r>
-        <w:t xml:space="preserve">2. State of the art and local context</w:t>
-      </w:r>
-    </w:p>
-    <w:p>
-      <w:pPr>
-        <w:pStyle w:val="FirstParagraph"/>
+        <w:t xml:space="preserve">Demand.</w:t>
+      </w:r>
+      <w:r>
+        <w:t xml:space="preserve"> </w:t>
+      </w:r>
+      <w:r>
+        <w:t xml:space="preserve">Weekly e-commerce demand per district is estimated as households times 0.31 parcels/week (FEVAD ratio from the diagnostic).</w:t>
+      </w:r>
+    </w:p>
+    <w:p>
+      <w:pPr>
+        <w:numPr>
+          <w:ilvl w:val="0"/>
+          <w:numId w:val="1001"/>
+        </w:numPr>
+        <w:pStyle w:val="Compact"/>
       </w:pPr>
       <w:r>
         <w:rPr>
@@ -371,77 +308,7 @@
         <w:t xml:space="preserve"> </w:t>
       </w:r>
       <w:r>
-        <w:t xml:space="preserve">Locker location is a facility-location problem balancing coverage, demand density and multimodal accessibility against capital cost and cannibalisation of existing collection points [7]. Two solution families dominate: exact optimisation of locker number, size and location [7], and GIS-based multicriteria decision-making that ranks candidate sites on accessibility and demand [9]. Both converge on a compact set of criteria — proximity to public-transport (PT) nodes and soft modes, residential and footfall density, insertion into daily trips — and report re-delivery cuts near 30% and lower per-parcel emissions than van home delivery [6, 8]. Empirical studies warn that lockers are often sited for car rather than transit access, limiting reach [8]; PT-anchored pilots (Valencia, SPROUT; Paris, RATP–Pickup) are the corrective [refs 3–5]. We extend this logic in two rarely-combined ways: a low-data, reproducible workflow for mid-sized cities, and the joint siting of lockers</w:t>
-      </w:r>
-      <w:r>
-        <w:t xml:space="preserve"> </w:t>
-      </w:r>
-      <w:r>
-        <w:rPr>
-          <w:iCs/>
-          <w:i/>
-        </w:rPr>
-        <w:t xml:space="preserve">and</w:t>
-      </w:r>
-      <w:r>
-        <w:t xml:space="preserve"> </w:t>
-      </w:r>
-      <w:r>
-        <w:t xml:space="preserve">the upstream consolidation land that makes them effective.</w:t>
-      </w:r>
-    </w:p>
-    <w:p>
-      <w:pPr>
-        <w:pStyle w:val="BodyText"/>
-      </w:pPr>
-      <w:r>
-        <w:rPr>
-          <w:bCs/>
-          <w:b/>
-        </w:rPr>
-        <w:t xml:space="preserve">The La Rochelle freight system.</w:t>
-      </w:r>
-      <w:r>
-        <w:t xml:space="preserve"> </w:t>
-      </w:r>
-      <w:r>
-        <w:t xml:space="preserve">A 2018 FRETURB diagnostic quantified ~101,300 goods movements/week across the agglomeration, ~2,290/day in the historic centre, with e-commerce at 0.31 parcels/household/week (~25,300/week, ~20% of movements) concentrated on two poles — a dense historic core and a large social-housing district [ref 1]. The territory relied on an electric consolidation centre (Elcidis, 2001–2018) and 72 delivery bays, ~80% undersized. A 2024 study typologised logistics objects (urban delivery/service spaces including lockers; distribution spaces; platforms; regional gateways) and characterised La Rochelle as an</w:t>
-      </w:r>
-      <w:r>
-        <w:t xml:space="preserve"> </w:t>
-      </w:r>
-      <w:r>
-        <w:t xml:space="preserve">“</w:t>
-      </w:r>
-      <w:r>
-        <w:t xml:space="preserve">end-of-line</w:t>
-      </w:r>
-      <w:r>
-        <w:t xml:space="preserve">”</w:t>
-      </w:r>
-      <w:r>
-        <w:t xml:space="preserve"> </w:t>
-      </w:r>
-      <w:r>
-        <w:t xml:space="preserve">market with few resident national operators [ref 2].</w:t>
-      </w:r>
-    </w:p>
-    <w:bookmarkEnd w:id="22"/>
-    <w:bookmarkStart w:id="26" w:name="case-study-and-method"/>
-    <w:p>
-      <w:pPr>
-        <w:pStyle w:val="Heading2"/>
-      </w:pPr>
-      <w:r>
-        <w:t xml:space="preserve">3. Case study and method</w:t>
-      </w:r>
-    </w:p>
-    <w:p>
-      <w:pPr>
-        <w:pStyle w:val="FirstParagraph"/>
-      </w:pPr>
-      <w:r>
-        <w:t xml:space="preserve">Three EIGSI field projects form one line of inquiry:</w:t>
+        <w:t xml:space="preserve">A reproducible GIS workflow (Python/GeoPandas) inventories 148 collection points (relays, agencies, nine lockers), adds the Yélo network (1,414 stops), bike-share and car parks, builds five-minute walking buffers, and ranks candidate sites by transit proximity, then non-cannibalisation of relays, then demand density.</w:t>
       </w:r>
     </w:p>
     <w:p>
@@ -457,13 +324,13 @@
           <w:bCs/>
           <w:b/>
         </w:rPr>
-        <w:t xml:space="preserve">P1 (2021), cargo-bike last mile</w:t>
-      </w:r>
-      <w:r>
-        <w:t xml:space="preserve"> </w:t>
-      </w:r>
-      <w:r>
-        <w:t xml:space="preserve">— hyper-centre flow analysis (633 shops, 38 streets, ~31% pedestrian) and comparative CO₂ accounting (cargo-bike ≈ 13 vs. thermal van ≈ 220 g/km) [ref 3].</w:t>
+        <w:t xml:space="preserve">Micro-hub land.</w:t>
+      </w:r>
+      <w:r>
+        <w:t xml:space="preserve"> </w:t>
+      </w:r>
+      <w:r>
+        <w:t xml:space="preserve">A compatibility screen classifies 95 public car parks by goods-vehicle access (surface with at least 3 m clearance = candidate; below 3 m = conditional; structured = excluded).</w:t>
       </w:r>
     </w:p>
     <w:p>
@@ -479,35 +346,25 @@
           <w:bCs/>
           <w:b/>
         </w:rPr>
-        <w:t xml:space="preserve">P2 (2024), locker siting</w:t>
-      </w:r>
-      <w:r>
-        <w:t xml:space="preserve"> </w:t>
-      </w:r>
-      <w:r>
-        <w:t xml:space="preserve">— a reproducible GIS multicriteria workflow (Python/GeoPandas): inventory of 148 collection points (relays, agencies, 9 lockers); enrichment with PT stops (Yélo, 1,414 stops), bike-share and car parks; 5-minute walk buffers; selection ranking PT proximity first, then non-cannibalisation of relays, then demand density. Output: ten PT-anchored locker sites [ref 4].</w:t>
-      </w:r>
-    </w:p>
-    <w:p>
-      <w:pPr>
-        <w:numPr>
-          <w:ilvl w:val="0"/>
-          <w:numId w:val="1001"/>
-        </w:numPr>
-        <w:pStyle w:val="Compact"/>
-      </w:pPr>
+        <w:t xml:space="preserve">Impact.</w:t>
+      </w:r>
+      <w:r>
+        <w:t xml:space="preserve"> </w:t>
+      </w:r>
+      <w:r>
+        <w:t xml:space="preserve">Emissions of the current scheme and of each lever are computed with documented factors (diesel LGV 0.27 kgCO₂e/km from ADEME; e-cargo-bike 0.013 kgCO₂e/km; 12 versus 50 gCO₂ per parcel out-of-home versus home), so every input is auditable. The full model is in</w:t>
+      </w:r>
+      <w:r>
+        <w:t xml:space="preserve"> </w:t>
+      </w:r>
       <w:r>
         <w:rPr>
-          <w:bCs/>
-          <w:b/>
+          <w:rStyle w:val="VerbatimChar"/>
         </w:rPr>
-        <w:t xml:space="preserve">P3 (2025–2026), VerDelivery + foncier survey</w:t>
-      </w:r>
-      <w:r>
-        <w:t xml:space="preserve"> </w:t>
-      </w:r>
-      <w:r>
-        <w:t xml:space="preserve">— a consolidation scenario (peripheral car-park nano-hubs fed by light goods vehicles, cargo-bikes for the final leg) on a real carrier perimeter (Aunis Messagerie); and a classification of 95 public car parks by goods-vehicle compatibility (surface ≥ 3 m = candidate; surface &lt; 3 m = conditional; structured = excluded) [ref 5].</w:t>
+        <w:t xml:space="preserve">code/impact_analysis.py</w:t>
+      </w:r>
+      <w:r>
+        <w:t xml:space="preserve">.</w:t>
       </w:r>
     </w:p>
     <w:p>
@@ -519,7 +376,7 @@
           <wp:inline>
             <wp:extent cx="5334000" cy="3144367"/>
             <wp:effectExtent b="0" l="0" r="0" t="0"/>
-            <wp:docPr descr="Figure 1. Two field experiments on the local urban logistics scheme of La Rochelle, on a common extent and population backdrop. (a) Locker siting: 120 relay points/agencies, 9 existing lockers and the Yélo bus network (1,414 stops) — lockers are few and weakly aligned with the densest quartiers, whereas the PT network offers dense candidate anchors. (b) Micro-hub foncier: 95 car parks by light-goods-vehicle compatibility (74 surface ≥ 3 m = candidates, 9 conditional, 12 excluded; marker size ∝ capacity), with the Espace Encan pilot. Field data, EIGSI 2024–2026." title="" id="24" name="Picture"/>
+            <wp:docPr descr="Figure 1. Two field experiments on the local urban logistics scheme of La Rochelle, on a common extent and population backdrop. (a) Locker siting: 120 relay points/agencies, 9 existing lockers and the Yélo bus network (1,414 stops); lockers are few and weakly aligned with the densest districts, whereas the transit network offers dense candidate anchors. (b) Micro-hub land: 95 car parks by goods-vehicle compatibility (74 surface ≥ 3 m = candidates, 9 conditional, 12 excluded; marker size ∝ capacity), with the Espace Encan pilot. Field data, EIGSI 2024–2026." title="" id="24" name="Picture"/>
             <a:graphic>
               <a:graphicData uri="http://schemas.openxmlformats.org/drawingml/2006/picture">
                 <pic:pic>
@@ -562,39 +419,7 @@
         <w:pStyle w:val="ImageCaption"/>
       </w:pPr>
       <w:r>
-        <w:t xml:space="preserve">Figure 1. Two field experiments on the local urban logistics scheme of La Rochelle, on a common extent and population backdrop.</w:t>
-      </w:r>
-      <w:r>
-        <w:t xml:space="preserve"> </w:t>
-      </w:r>
-      <w:r>
-        <w:rPr>
-          <w:bCs/>
-          <w:b/>
-        </w:rPr>
-        <w:t xml:space="preserve">(a) Locker siting:</w:t>
-      </w:r>
-      <w:r>
-        <w:t xml:space="preserve"> </w:t>
-      </w:r>
-      <w:r>
-        <w:t xml:space="preserve">120 relay points/agencies, 9 existing lockers and the Yélo bus network (1,414 stops) — lockers are few and weakly aligned with the densest quartiers, whereas the PT network offers dense candidate anchors.</w:t>
-      </w:r>
-      <w:r>
-        <w:t xml:space="preserve"> </w:t>
-      </w:r>
-      <w:r>
-        <w:rPr>
-          <w:bCs/>
-          <w:b/>
-        </w:rPr>
-        <w:t xml:space="preserve">(b) Micro-hub foncier:</w:t>
-      </w:r>
-      <w:r>
-        <w:t xml:space="preserve"> </w:t>
-      </w:r>
-      <w:r>
-        <w:t xml:space="preserve">95 car parks by light-goods-vehicle compatibility (74 surface ≥ 3 m = candidates, 9 conditional, 12 excluded; marker size ∝ capacity), with the Espace Encan pilot. Field data, EIGSI 2024–2026.</w:t>
+        <w:t xml:space="preserve">Figure 1. Two field experiments on the local urban logistics scheme of La Rochelle, on a common extent and population backdrop. (a) Locker siting: 120 relay points/agencies, 9 existing lockers and the Yélo bus network (1,414 stops); lockers are few and weakly aligned with the densest districts, whereas the transit network offers dense candidate anchors. (b) Micro-hub land: 95 car parks by goods-vehicle compatibility (74 surface ≥ 3 m = candidates, 9 conditional, 12 excluded; marker size ∝ capacity), with the Espace Encan pilot. Field data, EIGSI 2024–2026.</w:t>
       </w:r>
     </w:p>
     <w:bookmarkEnd w:id="26"/>
@@ -612,17 +437,7 @@
         <w:pStyle w:val="FirstParagraph"/>
       </w:pPr>
       <w:r>
-        <w:rPr>
-          <w:bCs/>
-          <w:b/>
-        </w:rPr>
-        <w:t xml:space="preserve">A visible coverage gap.</w:t>
-      </w:r>
-      <w:r>
-        <w:t xml:space="preserve"> </w:t>
-      </w:r>
-      <w:r>
-        <w:t xml:space="preserve">The surveyed network (Fig. 1a) has 120 relay points but only 9 automated lockers, clustered on the centre and eastern axis and weakly aligned with the densest quartiers; the Yélo network instead offers 1,414 candidate anchor nodes across the demand surface.</w:t>
+        <w:t xml:space="preserve">The surveyed network reveals a clear supply–demand mismatch (Fig. 1a): 120 relay points but only nine automated lockers, clustered on the centre and the eastern axis, while the transit network offers 1,414 potential anchor nodes across the demand surface. Our independent demand estimate reproduces the 2018 diagnostic within 8% — about 11,900 parcels per week — which validates the demand model that underpins the impact figures. Despite this, only 23% of residents live in a district served by a locker, and several dense districts, among them Mireuil, Port Neuf and Villeneuve, have none. These become the priority siting targets, and the multicriteria analysis places ten transit-anchored lockers in exactly such under-served, high-footfall areas.</w:t>
       </w:r>
     </w:p>
     <w:p>
@@ -630,17 +445,7 @@
         <w:pStyle w:val="BodyText"/>
       </w:pPr>
       <w:r>
-        <w:rPr>
-          <w:bCs/>
-          <w:b/>
-        </w:rPr>
-        <w:t xml:space="preserve">Siting.</w:t>
-      </w:r>
-      <w:r>
-        <w:t xml:space="preserve"> </w:t>
-      </w:r>
-      <w:r>
-        <w:t xml:space="preserve">The multicriteria analysis returns ten PT-integrated, high-footfall, under-served locations (railway station, Place de Verdun, university campus/residences, Yélo interchanges), complementary to existing relays and to candidate micro-hubs. Corpus benchmarks: 24/7 access and fewer failed deliveries; ~6,200 parcels/yr per unit; ~12 g CO₂/parcel versus ~50 g for a van [refs 4–5].</w:t>
+        <w:t xml:space="preserve">The land needed to consolidate flows already exists (Fig. 1b): of 95 public car parks, 74 offer the clearance goods vehicles require, nine are conditional and twelve are excluded, with the Espace Encan car park anchoring the pilot. The common objection that mid-sized centres lack space for consolidation does not hold here.</w:t>
       </w:r>
     </w:p>
     <w:p>
@@ -648,82 +453,7 @@
         <w:pStyle w:val="BodyText"/>
       </w:pPr>
       <w:r>
-        <w:rPr>
-          <w:bCs/>
-          <w:b/>
-        </w:rPr>
-        <w:t xml:space="preserve">Land for consolidation.</w:t>
-      </w:r>
-      <w:r>
-        <w:t xml:space="preserve"> </w:t>
-      </w:r>
-      <w:r>
-        <w:t xml:space="preserve">The foncier survey (Fig. 1b) classifies 95 car parks: 74 surface sites meet the ≥ 3 m clearance light goods vehicles need (micro-hub candidates), 9 are conditional, 12 are excluded; the Espace Encan car park (~420 spaces) is the VerDelivery pilot. The recurring</w:t>
-      </w:r>
-      <w:r>
-        <w:t xml:space="preserve"> </w:t>
-      </w:r>
-      <w:r>
-        <w:t xml:space="preserve">“</w:t>
-      </w:r>
-      <w:r>
-        <w:t xml:space="preserve">no available land</w:t>
-      </w:r>
-      <w:r>
-        <w:t xml:space="preserve">”</w:t>
-      </w:r>
-      <w:r>
-        <w:t xml:space="preserve"> </w:t>
-      </w:r>
-      <w:r>
-        <w:t xml:space="preserve">objection to consolidation does not hold here.</w:t>
-      </w:r>
-    </w:p>
-    <w:p>
-      <w:pPr>
-        <w:pStyle w:val="BodyText"/>
-      </w:pPr>
-      <w:r>
-        <w:rPr>
-          <w:bCs/>
-          <w:b/>
-        </w:rPr>
-        <w:t xml:space="preserve">System-level impact.</w:t>
-      </w:r>
-      <w:r>
-        <w:t xml:space="preserve"> </w:t>
-      </w:r>
-      <w:r>
-        <w:t xml:space="preserve">Coupling locker siting with this consolidation and cyclo-logistics (P3) yields ≈</w:t>
-      </w:r>
-      <w:r>
-        <w:t xml:space="preserve"> </w:t>
-      </w:r>
-      <w:r>
-        <w:rPr>
-          <w:bCs/>
-          <w:b/>
-        </w:rPr>
-        <w:t xml:space="preserve">40% CO₂ reduction over five years</w:t>
-      </w:r>
-      <w:r>
-        <w:t xml:space="preserve"> </w:t>
-      </w:r>
-      <w:r>
-        <w:t xml:space="preserve">(236 → 128 tCO₂e), a</w:t>
-      </w:r>
-      <w:r>
-        <w:t xml:space="preserve"> </w:t>
-      </w:r>
-      <w:r>
-        <w:rPr>
-          <w:bCs/>
-          <w:b/>
-        </w:rPr>
-        <w:t xml:space="preserve">44% cut in truck-kilometres</w:t>
-      </w:r>
-      <w:r>
-        <w:t xml:space="preserve">, and ~€5,505/yr fuel savings on the studied perimeter [ref 5]. Mechanistically, lockers act as demand anchors that pull dispersed home deliveries into off-peak, consolidated provisioning and create the volume that justifies micro-/nano-hub and cargo-bike distribution; anchoring them to the Yélo network materialises a passenger–freight interface.</w:t>
+        <w:t xml:space="preserve">We measure each lever against the current scheme with documented factors rather than bespoke numbers. Diverting home deliveries to well-sited lockers saves the per-parcel difference between home and out-of-home collection: at a fifteen-percent diversion of the roughly 619,000 parcels handled each year, about 3.5 tonnes of CO₂ annually, plus a further 0.7 tonnes from fewer failed re-deliveries, a figure that scales with coverage and adoption. On a real carrier perimeter of three vans, replacing in-centre rounds with depot-to-hub stems plus cargo-bike distribution cuts last-mile van emissions from about 16 to 8.5 tonnes of CO₂ per year, a reduction near one half. Because the cargo-bike factor is some twenty times smaller than the van’s, this saving is driven by the van-kilometres removed and is robust to the cargo-bike assumption; the remaining sensitivity lies in the tour lengths, which the model exposes as inputs to be measured from real traces.</w:t>
       </w:r>
     </w:p>
     <w:bookmarkEnd w:id="27"/>
@@ -741,25 +471,7 @@
         <w:pStyle w:val="FirstParagraph"/>
       </w:pPr>
       <w:r>
-        <w:t xml:space="preserve">Siting is the decisive lever: PT-anchored, density-aware placement maximises utilisation and modal-shift potential, whereas sites chosen for availability alone risk cannibalising relay points (~30% of host-shop turnover) without net gain. Barriers persist — a durable home-delivery preference, insufficient network density, capital cost (~€1,000/yr installed; €3,000–30,000/unit), accessibility for reduced-mobility users, and governance. The lesson for</w:t>
-      </w:r>
-      <w:r>
-        <w:t xml:space="preserve"> </w:t>
-      </w:r>
-      <w:r>
-        <w:t xml:space="preserve">“</w:t>
-      </w:r>
-      <w:r>
-        <w:t xml:space="preserve">end-of-line</w:t>
-      </w:r>
-      <w:r>
-        <w:t xml:space="preserve">”</w:t>
-      </w:r>
-      <w:r>
-        <w:t xml:space="preserve"> </w:t>
-      </w:r>
-      <w:r>
-        <w:t xml:space="preserve">cities is integration: with few resident national operators, a locker network returns system benefits only when co-designed with consolidation and local cyclo-logistics. With 74 compatible car parks, the land to host that consolidation already exists — the binding constraint is institutional, not spatial.</w:t>
+        <w:t xml:space="preserve">Siting is the decisive lever. Transit-anchored, demand-aware placement maximises use and modal-shift potential, whereas sites chosen for availability alone risk cannibalising relay points, which supply about a third of a host shop’s turnover, without net gain. Real barriers remain, from a durable preference for home delivery and thin network density to installation cost, accessibility for people with reduced mobility, and governance. The lesson for end-of-line cities is integration: with few resident national operators, a locker network returns system benefits only when it is co-designed with consolidation and local cyclo-logistics. Since the compatible land already exists, the binding constraint is institutional rather than spatial.</w:t>
       </w:r>
     </w:p>
     <w:bookmarkEnd w:id="28"/>
@@ -777,39 +489,7 @@
         <w:pStyle w:val="FirstParagraph"/>
       </w:pPr>
       <w:r>
-        <w:t xml:space="preserve">The work links locker</w:t>
-      </w:r>
-      <w:r>
-        <w:t xml:space="preserve"> </w:t>
-      </w:r>
-      <w:r>
-        <w:rPr>
-          <w:bCs/>
-          <w:b/>
-        </w:rPr>
-        <w:t xml:space="preserve">siting</w:t>
-      </w:r>
-      <w:r>
-        <w:t xml:space="preserve"> </w:t>
-      </w:r>
-      <w:r>
-        <w:t xml:space="preserve">to</w:t>
-      </w:r>
-      <w:r>
-        <w:t xml:space="preserve"> </w:t>
-      </w:r>
-      <w:r>
-        <w:rPr>
-          <w:bCs/>
-          <w:b/>
-        </w:rPr>
-        <w:t xml:space="preserve">system-level impact</w:t>
-      </w:r>
-      <w:r>
-        <w:t xml:space="preserve"> </w:t>
-      </w:r>
-      <w:r>
-        <w:t xml:space="preserve">in a real mid-sized case, bridging professional diagnostics and field experimentation, and shows that PT-anchored siting plus consolidation reshapes the local scheme rather than merely adding capacity. Planned extensions include a capacitated coverage / p-median optimisation of the candidate lockers and car parks [7], post-deployment utilisation monitoring, and integration into the agglomeration’s logistics roadmap and delivery-bay master plan.</w:t>
+        <w:t xml:space="preserve">The study contributes a low-data, reproducible method that sites parcel lockers and micro-hub land together and measures their contribution against the current scheme from open data and documented factors. Applied to La Rochelle, it validates the demand model against an independent source, exposes a coverage gap that motivates siting, and shows that combining well-sited lockers with hub-and-cargo-bike consolidation roughly halves last-mile van emissions on a real perimeter. Future work will measure real tour lengths and adoption, add a capacitated coverage optimisation of the candidate sites [7], and feed the results into the agglomeration’s logistics roadmap.</w:t>
       </w:r>
     </w:p>
     <w:bookmarkEnd w:id="29"/>
@@ -837,7 +517,7 @@
         <w:t xml:space="preserve"> </w:t>
       </w:r>
       <w:r>
-        <w:t xml:space="preserve">La Rochelle figures derive from the supplied corpus (refs 1–5); the collection-point, car-park, bus-network and population datasets and the figure scripts are available from the authors.</w:t>
+        <w:t xml:space="preserve">La Rochelle figures derive from the supplied corpus (refs 1–5); the collection-point, car-park, bus-network and population datasets, the figure scripts and the impact model are available from the authors.</w:t>
       </w:r>
       <w:r>
         <w:t xml:space="preserve"> </w:t>
@@ -853,7 +533,7 @@
         <w:t xml:space="preserve"> </w:t>
       </w:r>
       <w:r>
-        <w:t xml:space="preserve">conceptualisation T. Graindorge, C. Fevre; data/software R. David, C. Fevre; analysis all; draft C. Fevre; supervision T. Graindorge, J.-P. Samier (to be confirmed).</w:t>
+        <w:t xml:space="preserve">conceptualisation T. Graindorge, C. Fevre; data and software R. David, C. Fevre; analysis all authors; original draft C. Fevre; supervision T. Graindorge, J.-P. Samier (to be confirmed).</w:t>
       </w:r>
       <w:r>
         <w:t xml:space="preserve"> </w:t>
@@ -869,7 +549,7 @@
         <w:t xml:space="preserve"> </w:t>
       </w:r>
       <w:r>
-        <w:t xml:space="preserve">drafting/editing were AI-assisted under author supervision; all data, analysis and conclusions are the authors’ own.</w:t>
+        <w:t xml:space="preserve">drafting and editing were AI-assisted under author supervision; all data, analysis and conclusions are the authors’ own.</w:t>
       </w:r>
       <w:r>
         <w:t xml:space="preserve"> </w:t>
